--- a/backend/uploads/matrices/9/tema_2.docx
+++ b/backend/uploads/matrices/9/tema_2.docx
@@ -1,7 +1,37 @@
 
 <file path=word/document.xml><?xml version="1.0" encoding="utf-8"?>
-<w:document xmlns:wpc="http://schemas.microsoft.com/office/word/2010/wordprocessingCanvas" xmlns:cx="http://schemas.microsoft.com/office/drawing/2014/chartex" xmlns:cx1="http://schemas.microsoft.com/office/drawing/2015/9/8/chartex" xmlns:cx2="http://schemas.microsoft.com/office/drawing/2015/10/21/chartex" xmlns:cx3="http://schemas.microsoft.com/office/drawing/2016/5/9/chartex" xmlns:cx4="http://schemas.microsoft.com/office/drawing/2016/5/10/chartex" xmlns:cx5="http://schemas.microsoft.com/office/drawing/2016/5/11/chartex" xmlns:cx6="http://schemas.microsoft.com/office/drawing/2016/5/12/chartex" xmlns:cx7="http://schemas.microsoft.com/office/drawing/2016/5/13/chartex" xmlns:cx8="http://schemas.microsoft.com/office/drawing/2016/5/14/chartex" xmlns:mc="http://schemas.openxmlformats.org/markup-compatibility/2006" xmlns:aink="http://schemas.microsoft.com/office/drawing/2016/ink" xmlns:am3d="http://schemas.microsoft.com/office/drawing/2017/model3d" xmlns:o="urn:schemas-microsoft-com:office:office" xmlns:r="http://schemas.openxmlformats.org/officeDocument/2006/relationships" xmlns:m="http://schemas.openxmlformats.org/officeDocument/2006/math" xmlns:v="urn:schemas-microsoft-com:vml" xmlns:wp14="http://schemas.microsoft.com/office/word/2010/wordprocessingDrawing" xmlns:wp="http://schemas.openxmlformats.org/drawingml/2006/wordprocessingDrawing" xmlns:w10="urn:schemas-microsoft-com:office:word" xmlns:w="http://schemas.openxmlformats.org/wordprocessingml/2006/main" xmlns:w14="http://schemas.microsoft.com/office/word/2010/wordml" xmlns:w15="http://schemas.microsoft.com/office/word/2012/wordml" xmlns:w16cid="http://schemas.microsoft.com/office/word/2016/wordml/cid" xmlns:w16se="http://schemas.microsoft.com/office/word/2015/wordml/symex" xmlns:wpg="http://schemas.microsoft.com/office/word/2010/wordprocessingGroup" xmlns:wpi="http://schemas.microsoft.com/office/word/2010/wordprocessingInk" xmlns:wne="http://schemas.microsoft.com/office/word/2006/wordml" xmlns:wps="http://schemas.microsoft.com/office/word/2010/wordprocessingShape" mc:Ignorable="w14 w15 w16se w16cid wp14">
+<w:document xmlns:wpc="http://schemas.microsoft.com/office/word/2010/wordprocessingCanvas" xmlns:cx="http://schemas.microsoft.com/office/drawing/2014/chartex" xmlns:cx1="http://schemas.microsoft.com/office/drawing/2015/9/8/chartex" xmlns:cx2="http://schemas.microsoft.com/office/drawing/2015/10/21/chartex" xmlns:cx3="http://schemas.microsoft.com/office/drawing/2016/5/9/chartex" xmlns:cx4="http://schemas.microsoft.com/office/drawing/2016/5/10/chartex" xmlns:cx5="http://schemas.microsoft.com/office/drawing/2016/5/11/chartex" xmlns:cx6="http://schemas.microsoft.com/office/drawing/2016/5/12/chartex" xmlns:cx7="http://schemas.microsoft.com/office/drawing/2016/5/13/chartex" xmlns:cx8="http://schemas.microsoft.com/office/drawing/2016/5/14/chartex" xmlns:mc="http://schemas.openxmlformats.org/markup-compatibility/2006" xmlns:aink="http://schemas.microsoft.com/office/drawing/2016/ink" xmlns:am3d="http://schemas.microsoft.com/office/drawing/2017/model3d" xmlns:o="urn:schemas-microsoft-com:office:office" xmlns:oel="http://schemas.microsoft.com/office/2019/extlst" xmlns:r="http://schemas.openxmlformats.org/officeDocument/2006/relationships" xmlns:m="http://schemas.openxmlformats.org/officeDocument/2006/math" xmlns:v="urn:schemas-microsoft-com:vml" xmlns:wp14="http://schemas.microsoft.com/office/word/2010/wordprocessingDrawing" xmlns:wp="http://schemas.openxmlformats.org/drawingml/2006/wordprocessingDrawing" xmlns:w10="urn:schemas-microsoft-com:office:word" xmlns:w="http://schemas.openxmlformats.org/wordprocessingml/2006/main" xmlns:w14="http://schemas.microsoft.com/office/word/2010/wordml" xmlns:w15="http://schemas.microsoft.com/office/word/2012/wordml" xmlns:w16cex="http://schemas.microsoft.com/office/word/2018/wordml/cex" xmlns:w16cid="http://schemas.microsoft.com/office/word/2016/wordml/cid" xmlns:w16="http://schemas.microsoft.com/office/word/2018/wordml" xmlns:w16du="http://schemas.microsoft.com/office/word/2023/wordml/word16du" xmlns:w16sdtdh="http://schemas.microsoft.com/office/word/2020/wordml/sdtdatahash" xmlns:w16sdtfl="http://schemas.microsoft.com/office/word/2024/wordml/sdtformatlock" xmlns:w16se="http://schemas.microsoft.com/office/word/2015/wordml/symex" xmlns:wpg="http://schemas.microsoft.com/office/word/2010/wordprocessingGroup" xmlns:wpi="http://schemas.microsoft.com/office/word/2010/wordprocessingInk" xmlns:wne="http://schemas.microsoft.com/office/word/2006/wordml" xmlns:wps="http://schemas.microsoft.com/office/word/2010/wordprocessingShape" mc:Ignorable="w14 w15 w16se w16cid w16 w16cex w16sdtdh w16sdtfl w16du wp14">
   <w:body>
+    <w:p>
+      <w:pPr>
+        <w:jc w:val="center"/>
+        <w:rPr>
+          <w:rFonts w:ascii="Arial" w:hAnsi="Arial" w:cs="Arial"/>
+          <w:b/>
+          <w:sz w:val="24"/>
+          <w:szCs w:val="24"/>
+        </w:rPr>
+      </w:pPr>
+      <w:r>
+        <w:rPr>
+          <w:rFonts w:ascii="Arial" w:hAnsi="Arial" w:cs="Arial"/>
+          <w:b/>
+          <w:sz w:val="24"/>
+          <w:szCs w:val="24"/>
+        </w:rPr>
+        <w:t>ARITMÉTICA</w:t>
+      </w:r>
+    </w:p>
+    <w:p>
+      <w:pPr>
+        <w:spacing w:after="0"/>
+        <w:rPr>
+          <w:rFonts w:ascii="Arial" w:hAnsi="Arial" w:cs="Arial"/>
+          <w:sz w:val="24"/>
+          <w:szCs w:val="24"/>
+        </w:rPr>
+      </w:pPr>
+    </w:p>
     <w:p>
       <w:pPr>
         <w:pStyle w:val="Prrafodelista"/>
@@ -9,61 +39,1056 @@
           <w:ilvl w:val="0"/>
           <w:numId w:val="1"/>
         </w:numPr>
-        <w:jc w:val="both"/>
-        <w:rPr>
-          <w:rFonts w:ascii="Times New Roman" w:hAnsi="Times New Roman" w:cs="Times New Roman"/>
-          <w:color w:val="0D0D0D" w:themeColor="text1" w:themeTint="F2"/>
-          <w:sz w:val="24"/>
-          <w:szCs w:val="24"/>
-        </w:rPr>
-      </w:pPr>
-      <w:r>
-        <w:rPr>
-          <w:rFonts w:ascii="Times New Roman" w:hAnsi="Times New Roman" w:cs="Times New Roman"/>
-          <w:color w:val="0D0D0D" w:themeColor="text1" w:themeTint="F2"/>
-          <w:sz w:val="24"/>
-          <w:szCs w:val="24"/>
-        </w:rPr>
-        <w:t xml:space="preserve">Hallar  </w:t>
+        <w:rPr>
+          <w:rFonts w:ascii="Arial" w:hAnsi="Arial" w:cs="Arial"/>
+          <w:sz w:val="24"/>
+          <w:szCs w:val="24"/>
+        </w:rPr>
+      </w:pPr>
+      <w:r>
+        <w:rPr>
+          <w:rFonts w:ascii="Arial" w:hAnsi="Arial" w:cs="Arial"/>
+          <w:sz w:val="24"/>
+          <w:szCs w:val="24"/>
+        </w:rPr>
+        <w:t>Simplificar:</w:t>
       </w:r>
       <m:oMath>
         <m:r>
           <w:rPr>
-            <w:rFonts w:ascii="Cambria Math" w:eastAsiaTheme="minorEastAsia" w:hAnsi="Cambria Math" w:cs="Times New Roman"/>
-            <w:color w:val="0D0D0D" w:themeColor="text1" w:themeTint="F2"/>
+            <w:rFonts w:ascii="Cambria Math" w:hAnsi="Cambria Math" w:cs="Arial"/>
             <w:sz w:val="24"/>
             <w:szCs w:val="24"/>
           </w:rPr>
-          <m:t>a+b+c</m:t>
+          <m:t xml:space="preserve"> </m:t>
+        </m:r>
+        <m:d>
+          <m:dPr>
+            <m:begChr m:val="["/>
+            <m:endChr m:val="]"/>
+            <m:ctrlPr>
+              <w:rPr>
+                <w:rFonts w:ascii="Cambria Math" w:hAnsi="Cambria Math" w:cs="Arial"/>
+                <w:i/>
+                <w:sz w:val="24"/>
+                <w:szCs w:val="24"/>
+              </w:rPr>
+            </m:ctrlPr>
+          </m:dPr>
+          <m:e>
+            <m:d>
+              <m:dPr>
+                <m:ctrlPr>
+                  <w:rPr>
+                    <w:rFonts w:ascii="Cambria Math" w:hAnsi="Cambria Math" w:cs="Arial"/>
+                    <w:i/>
+                    <w:sz w:val="24"/>
+                    <w:szCs w:val="24"/>
+                  </w:rPr>
+                </m:ctrlPr>
+              </m:dPr>
+              <m:e>
+                <m:r>
+                  <w:rPr>
+                    <w:rFonts w:ascii="Cambria Math" w:hAnsi="Cambria Math" w:cs="Arial"/>
+                    <w:sz w:val="24"/>
+                    <w:szCs w:val="24"/>
+                  </w:rPr>
+                  <m:t>p→~q</m:t>
+                </m:r>
+              </m:e>
+            </m:d>
+            <m:r>
+              <w:rPr>
+                <w:rFonts w:ascii="Cambria Math" w:hAnsi="Cambria Math" w:cs="Arial"/>
+                <w:sz w:val="24"/>
+                <w:szCs w:val="24"/>
+              </w:rPr>
+              <m:t>→r</m:t>
+            </m:r>
+          </m:e>
+        </m:d>
+        <m:r>
+          <w:rPr>
+            <w:rFonts w:ascii="Cambria Math" w:hAnsi="Cambria Math" w:cs="Arial"/>
+            <w:sz w:val="24"/>
+            <w:szCs w:val="24"/>
+          </w:rPr>
+          <m:t>→q</m:t>
         </m:r>
       </m:oMath>
-      <w:r>
-        <w:rPr>
-          <w:rFonts w:ascii="Times New Roman" w:eastAsiaTheme="minorEastAsia" w:hAnsi="Times New Roman" w:cs="Times New Roman"/>
-          <w:color w:val="0D0D0D" w:themeColor="text1" w:themeTint="F2"/>
-          <w:sz w:val="24"/>
-          <w:szCs w:val="24"/>
-        </w:rPr>
-        <w:t xml:space="preserve"> si </w:t>
-      </w:r>
+    </w:p>
+    <w:p>
+      <w:pPr>
+        <w:pStyle w:val="Prrafodelista"/>
+        <w:rPr>
+          <w:rFonts w:ascii="Arial" w:hAnsi="Arial" w:cs="Arial"/>
+          <w:sz w:val="24"/>
+          <w:szCs w:val="24"/>
+        </w:rPr>
+      </w:pPr>
+    </w:p>
+    <w:p>
+      <w:pPr>
+        <w:pStyle w:val="Prrafodelista"/>
+        <w:numPr>
+          <w:ilvl w:val="0"/>
+          <w:numId w:val="2"/>
+        </w:numPr>
+        <w:rPr>
+          <w:rFonts w:ascii="Arial" w:hAnsi="Arial" w:cs="Arial"/>
+          <w:sz w:val="24"/>
+          <w:szCs w:val="24"/>
+          <w:highlight w:val="yellow"/>
+        </w:rPr>
+      </w:pPr>
       <m:oMath>
         <m:r>
           <w:rPr>
-            <w:rFonts w:ascii="Cambria Math" w:eastAsiaTheme="minorEastAsia" w:hAnsi="Cambria Math" w:cs="Times New Roman"/>
-            <w:color w:val="0D0D0D" w:themeColor="text1" w:themeTint="F2"/>
+            <w:rFonts w:ascii="Cambria Math" w:hAnsi="Cambria Math" w:cs="Arial"/>
+            <w:sz w:val="24"/>
+            <w:szCs w:val="24"/>
+            <w:highlight w:val="yellow"/>
+          </w:rPr>
+          <m:t>r→q</m:t>
+        </m:r>
+      </m:oMath>
+    </w:p>
+    <w:p>
+      <w:pPr>
+        <w:pStyle w:val="Prrafodelista"/>
+        <w:numPr>
+          <w:ilvl w:val="0"/>
+          <w:numId w:val="2"/>
+        </w:numPr>
+        <w:rPr>
+          <w:rFonts w:ascii="Arial" w:hAnsi="Arial" w:cs="Arial"/>
+          <w:sz w:val="24"/>
+          <w:szCs w:val="24"/>
+        </w:rPr>
+      </w:pPr>
+      <m:oMath>
+        <m:r>
+          <w:rPr>
+            <w:rFonts w:ascii="Cambria Math" w:hAnsi="Cambria Math" w:cs="Arial"/>
             <w:sz w:val="24"/>
             <w:szCs w:val="24"/>
           </w:rPr>
-          <m:t xml:space="preserve">CA( </m:t>
+          <m:t>r</m:t>
         </m:r>
+      </m:oMath>
+    </w:p>
+    <w:p>
+      <w:pPr>
+        <w:pStyle w:val="Prrafodelista"/>
+        <w:numPr>
+          <w:ilvl w:val="0"/>
+          <w:numId w:val="2"/>
+        </w:numPr>
+        <w:rPr>
+          <w:rFonts w:ascii="Arial" w:hAnsi="Arial" w:cs="Arial"/>
+          <w:sz w:val="24"/>
+          <w:szCs w:val="24"/>
+        </w:rPr>
+      </w:pPr>
+      <m:oMath>
+        <m:r>
+          <w:rPr>
+            <w:rFonts w:ascii="Cambria Math" w:hAnsi="Cambria Math" w:cs="Arial"/>
+            <w:sz w:val="24"/>
+            <w:szCs w:val="24"/>
+          </w:rPr>
+          <m:t>q→r</m:t>
+        </m:r>
+      </m:oMath>
+    </w:p>
+    <w:p>
+      <w:pPr>
+        <w:pStyle w:val="Prrafodelista"/>
+        <w:numPr>
+          <w:ilvl w:val="0"/>
+          <w:numId w:val="2"/>
+        </w:numPr>
+        <w:rPr>
+          <w:rFonts w:ascii="Arial" w:hAnsi="Arial" w:cs="Arial"/>
+          <w:sz w:val="24"/>
+          <w:szCs w:val="24"/>
+        </w:rPr>
+      </w:pPr>
+      <m:oMath>
+        <m:r>
+          <w:rPr>
+            <w:rFonts w:ascii="Cambria Math" w:hAnsi="Cambria Math" w:cs="Arial"/>
+            <w:sz w:val="24"/>
+            <w:szCs w:val="24"/>
+          </w:rPr>
+          <m:t>p</m:t>
+        </m:r>
+      </m:oMath>
+      <w:r>
+        <w:rPr>
+          <w:rFonts w:ascii="Arial" w:eastAsiaTheme="minorEastAsia" w:hAnsi="Arial" w:cs="Arial"/>
+          <w:sz w:val="24"/>
+          <w:szCs w:val="24"/>
+        </w:rPr>
+        <w:t xml:space="preserve"> </w:t>
+      </w:r>
+      <m:oMath>
+        <m:r>
+          <w:rPr>
+            <w:rFonts w:ascii="Cambria Math" w:hAnsi="Cambria Math" w:cs="Arial"/>
+            <w:sz w:val="16"/>
+            <w:szCs w:val="16"/>
+          </w:rPr>
+          <m:t xml:space="preserve">∧ </m:t>
+        </m:r>
+      </m:oMath>
+      <w:r>
+        <w:rPr>
+          <w:rFonts w:ascii="Arial" w:eastAsiaTheme="minorEastAsia" w:hAnsi="Arial" w:cs="Arial"/>
+          <w:sz w:val="24"/>
+          <w:szCs w:val="24"/>
+        </w:rPr>
+        <w:t xml:space="preserve"> </w:t>
+      </w:r>
+      <m:oMath>
+        <m:r>
+          <w:rPr>
+            <w:rFonts w:ascii="Cambria Math" w:hAnsi="Cambria Math" w:cs="Arial"/>
+            <w:sz w:val="24"/>
+            <w:szCs w:val="24"/>
+          </w:rPr>
+          <m:t>r</m:t>
+        </m:r>
+      </m:oMath>
+    </w:p>
+    <w:p>
+      <w:pPr>
+        <w:pStyle w:val="Prrafodelista"/>
+        <w:numPr>
+          <w:ilvl w:val="0"/>
+          <w:numId w:val="2"/>
+        </w:numPr>
+        <w:rPr>
+          <w:rFonts w:ascii="Arial" w:hAnsi="Arial" w:cs="Arial"/>
+          <w:sz w:val="24"/>
+          <w:szCs w:val="24"/>
+        </w:rPr>
+      </w:pPr>
+      <m:oMath>
+        <m:r>
+          <w:rPr>
+            <w:rFonts w:ascii="Cambria Math" w:eastAsiaTheme="minorEastAsia" w:hAnsi="Cambria Math" w:cs="Arial"/>
+            <w:sz w:val="24"/>
+            <w:szCs w:val="24"/>
+          </w:rPr>
+          <m:t>q</m:t>
+        </m:r>
+      </m:oMath>
+      <w:r>
+        <w:rPr>
+          <w:rFonts w:ascii="Arial" w:eastAsiaTheme="minorEastAsia" w:hAnsi="Arial" w:cs="Arial"/>
+          <w:sz w:val="24"/>
+          <w:szCs w:val="24"/>
+        </w:rPr>
+        <w:t xml:space="preserve"> </w:t>
+      </w:r>
+      <m:oMath>
+        <m:r>
+          <w:rPr>
+            <w:rFonts w:ascii="Cambria Math" w:hAnsi="Cambria Math" w:cs="Arial"/>
+            <w:sz w:val="16"/>
+            <w:szCs w:val="16"/>
+          </w:rPr>
+          <m:t xml:space="preserve">∧ </m:t>
+        </m:r>
+      </m:oMath>
+      <w:r>
+        <w:rPr>
+          <w:rFonts w:ascii="Arial" w:eastAsiaTheme="minorEastAsia" w:hAnsi="Arial" w:cs="Arial"/>
+          <w:sz w:val="24"/>
+          <w:szCs w:val="24"/>
+        </w:rPr>
+        <w:t xml:space="preserve"> </w:t>
+      </w:r>
+      <m:oMath>
+        <m:r>
+          <w:rPr>
+            <w:rFonts w:ascii="Cambria Math" w:hAnsi="Cambria Math" w:cs="Arial"/>
+            <w:sz w:val="24"/>
+            <w:szCs w:val="24"/>
+          </w:rPr>
+          <m:t>r</m:t>
+        </m:r>
+      </m:oMath>
+    </w:p>
+    <w:p>
+      <w:pPr>
+        <w:pStyle w:val="Prrafodelista"/>
+        <w:ind w:left="1080"/>
+        <w:rPr>
+          <w:rFonts w:ascii="Arial" w:hAnsi="Arial" w:cs="Arial"/>
+          <w:sz w:val="24"/>
+          <w:szCs w:val="24"/>
+        </w:rPr>
+      </w:pPr>
+    </w:p>
+    <w:p>
+      <w:pPr>
+        <w:pStyle w:val="Prrafodelista"/>
+        <w:numPr>
+          <w:ilvl w:val="0"/>
+          <w:numId w:val="1"/>
+        </w:numPr>
+        <w:rPr>
+          <w:rFonts w:ascii="Arial" w:eastAsiaTheme="minorEastAsia" w:hAnsi="Arial" w:cs="Arial"/>
+          <w:sz w:val="24"/>
+          <w:szCs w:val="24"/>
+        </w:rPr>
+      </w:pPr>
+      <w:r>
+        <w:rPr>
+          <w:rFonts w:ascii="Arial" w:hAnsi="Arial" w:cs="Arial"/>
+          <w:sz w:val="24"/>
+          <w:szCs w:val="24"/>
+        </w:rPr>
+        <w:t xml:space="preserve">Si: </w:t>
+      </w:r>
+      <m:oMath>
+        <m:r>
+          <w:rPr>
+            <w:rFonts w:ascii="Cambria Math" w:hAnsi="Cambria Math" w:cs="Arial"/>
+            <w:sz w:val="24"/>
+            <w:szCs w:val="24"/>
+          </w:rPr>
+          <m:t>n</m:t>
+        </m:r>
+        <m:d>
+          <m:dPr>
+            <m:ctrlPr>
+              <w:rPr>
+                <w:rFonts w:ascii="Cambria Math" w:hAnsi="Cambria Math" w:cs="Arial"/>
+                <w:i/>
+                <w:sz w:val="24"/>
+                <w:szCs w:val="24"/>
+              </w:rPr>
+            </m:ctrlPr>
+          </m:dPr>
+          <m:e>
+            <m:r>
+              <w:rPr>
+                <w:rFonts w:ascii="Cambria Math" w:hAnsi="Cambria Math" w:cs="Arial"/>
+                <w:sz w:val="24"/>
+                <w:szCs w:val="24"/>
+              </w:rPr>
+              <m:t>A-B</m:t>
+            </m:r>
+          </m:e>
+        </m:d>
+        <m:r>
+          <w:rPr>
+            <w:rFonts w:ascii="Cambria Math" w:hAnsi="Cambria Math" w:cs="Arial"/>
+            <w:sz w:val="24"/>
+            <w:szCs w:val="24"/>
+          </w:rPr>
+          <m:t>=5</m:t>
+        </m:r>
+      </m:oMath>
+      <w:r>
+        <w:rPr>
+          <w:rFonts w:ascii="Arial" w:eastAsiaTheme="minorEastAsia" w:hAnsi="Arial" w:cs="Arial"/>
+          <w:sz w:val="24"/>
+          <w:szCs w:val="24"/>
+        </w:rPr>
+        <w:t xml:space="preserve">;  </w:t>
+      </w:r>
+      <m:oMath>
+        <m:r>
+          <w:rPr>
+            <w:rFonts w:ascii="Cambria Math" w:hAnsi="Cambria Math" w:cs="Arial"/>
+            <w:sz w:val="24"/>
+            <w:szCs w:val="24"/>
+          </w:rPr>
+          <m:t>n</m:t>
+        </m:r>
+        <m:d>
+          <m:dPr>
+            <m:ctrlPr>
+              <w:rPr>
+                <w:rFonts w:ascii="Cambria Math" w:hAnsi="Cambria Math" w:cs="Arial"/>
+                <w:i/>
+                <w:sz w:val="24"/>
+                <w:szCs w:val="24"/>
+              </w:rPr>
+            </m:ctrlPr>
+          </m:dPr>
+          <m:e>
+            <m:sSup>
+              <m:sSupPr>
+                <m:ctrlPr>
+                  <w:rPr>
+                    <w:rFonts w:ascii="Cambria Math" w:hAnsi="Cambria Math" w:cs="Arial"/>
+                    <w:i/>
+                    <w:sz w:val="24"/>
+                    <w:szCs w:val="24"/>
+                  </w:rPr>
+                </m:ctrlPr>
+              </m:sSupPr>
+              <m:e>
+                <m:r>
+                  <w:rPr>
+                    <w:rFonts w:ascii="Cambria Math" w:hAnsi="Cambria Math" w:cs="Arial"/>
+                    <w:sz w:val="24"/>
+                    <w:szCs w:val="24"/>
+                  </w:rPr>
+                  <m:t>A</m:t>
+                </m:r>
+              </m:e>
+              <m:sup>
+                <m:r>
+                  <w:rPr>
+                    <w:rFonts w:ascii="Cambria Math" w:hAnsi="Cambria Math" w:cs="Arial"/>
+                    <w:sz w:val="24"/>
+                    <w:szCs w:val="24"/>
+                  </w:rPr>
+                  <m:t>C</m:t>
+                </m:r>
+              </m:sup>
+            </m:sSup>
+          </m:e>
+        </m:d>
+        <m:r>
+          <w:rPr>
+            <w:rFonts w:ascii="Cambria Math" w:hAnsi="Cambria Math" w:cs="Arial"/>
+            <w:sz w:val="24"/>
+            <w:szCs w:val="24"/>
+          </w:rPr>
+          <m:t>=18</m:t>
+        </m:r>
+      </m:oMath>
+      <w:r>
+        <w:rPr>
+          <w:rFonts w:ascii="Arial" w:eastAsiaTheme="minorEastAsia" w:hAnsi="Arial" w:cs="Arial"/>
+          <w:sz w:val="24"/>
+          <w:szCs w:val="24"/>
+        </w:rPr>
+        <w:t xml:space="preserve">;  </w:t>
+      </w:r>
+      <m:oMath>
+        <m:r>
+          <w:rPr>
+            <w:rFonts w:ascii="Cambria Math" w:hAnsi="Cambria Math" w:cs="Arial"/>
+            <w:sz w:val="24"/>
+            <w:szCs w:val="24"/>
+          </w:rPr>
+          <m:t>n(</m:t>
+        </m:r>
+        <m:sSup>
+          <m:sSupPr>
+            <m:ctrlPr>
+              <w:rPr>
+                <w:rFonts w:ascii="Cambria Math" w:hAnsi="Cambria Math" w:cs="Arial"/>
+                <w:i/>
+                <w:sz w:val="24"/>
+                <w:szCs w:val="24"/>
+              </w:rPr>
+            </m:ctrlPr>
+          </m:sSupPr>
+          <m:e>
+            <m:r>
+              <w:rPr>
+                <w:rFonts w:ascii="Cambria Math" w:hAnsi="Cambria Math" w:cs="Arial"/>
+                <w:sz w:val="24"/>
+                <w:szCs w:val="24"/>
+              </w:rPr>
+              <m:t>A</m:t>
+            </m:r>
+          </m:e>
+          <m:sup>
+            <m:r>
+              <w:rPr>
+                <w:rFonts w:ascii="Cambria Math" w:hAnsi="Cambria Math" w:cs="Arial"/>
+                <w:sz w:val="24"/>
+                <w:szCs w:val="24"/>
+              </w:rPr>
+              <m:t>C</m:t>
+            </m:r>
+          </m:sup>
+        </m:sSup>
+      </m:oMath>
+      <w:r>
+        <w:rPr>
+          <w:rFonts w:ascii="Arial" w:eastAsiaTheme="minorEastAsia" w:hAnsi="Arial" w:cs="Arial"/>
+          <w:sz w:val="24"/>
+          <w:szCs w:val="24"/>
+        </w:rPr>
+        <w:t xml:space="preserve"> </w:t>
+      </w:r>
+      <m:oMath>
+        <m:r>
+          <w:rPr>
+            <w:rFonts w:ascii="Cambria Math" w:hAnsi="Cambria Math" w:cs="Arial"/>
+            <w:sz w:val="24"/>
+            <w:szCs w:val="24"/>
+          </w:rPr>
+          <m:t>∩</m:t>
+        </m:r>
+      </m:oMath>
+      <w:r>
+        <w:rPr>
+          <w:rFonts w:ascii="Arial" w:eastAsiaTheme="minorEastAsia" w:hAnsi="Arial" w:cs="Arial"/>
+          <w:sz w:val="16"/>
+          <w:szCs w:val="16"/>
+        </w:rPr>
+        <w:t xml:space="preserve"> </w:t>
+      </w:r>
+      <m:oMath>
+        <m:sSup>
+          <m:sSupPr>
+            <m:ctrlPr>
+              <w:rPr>
+                <w:rFonts w:ascii="Cambria Math" w:hAnsi="Cambria Math" w:cs="Arial"/>
+                <w:i/>
+                <w:sz w:val="24"/>
+                <w:szCs w:val="24"/>
+              </w:rPr>
+            </m:ctrlPr>
+          </m:sSupPr>
+          <m:e>
+            <m:r>
+              <w:rPr>
+                <w:rFonts w:ascii="Cambria Math" w:hAnsi="Cambria Math" w:cs="Arial"/>
+                <w:sz w:val="24"/>
+                <w:szCs w:val="24"/>
+              </w:rPr>
+              <m:t xml:space="preserve"> B</m:t>
+            </m:r>
+          </m:e>
+          <m:sup>
+            <m:r>
+              <w:rPr>
+                <w:rFonts w:ascii="Cambria Math" w:hAnsi="Cambria Math" w:cs="Arial"/>
+                <w:sz w:val="24"/>
+                <w:szCs w:val="24"/>
+              </w:rPr>
+              <m:t>C</m:t>
+            </m:r>
+          </m:sup>
+        </m:sSup>
+        <m:r>
+          <w:rPr>
+            <w:rFonts w:ascii="Cambria Math" w:hAnsi="Cambria Math" w:cs="Arial"/>
+            <w:sz w:val="24"/>
+            <w:szCs w:val="24"/>
+          </w:rPr>
+          <m:t>)=10</m:t>
+        </m:r>
+      </m:oMath>
+      <w:r>
+        <w:rPr>
+          <w:rFonts w:ascii="Arial" w:eastAsiaTheme="minorEastAsia" w:hAnsi="Arial" w:cs="Arial"/>
+          <w:sz w:val="24"/>
+          <w:szCs w:val="24"/>
+        </w:rPr>
+        <w:t xml:space="preserve">; </w:t>
+      </w:r>
+      <m:oMath>
+        <m:r>
+          <w:rPr>
+            <w:rFonts w:ascii="Cambria Math" w:hAnsi="Cambria Math" w:cs="Arial"/>
+            <w:sz w:val="24"/>
+            <w:szCs w:val="24"/>
+          </w:rPr>
+          <m:t>n</m:t>
+        </m:r>
+        <m:sSup>
+          <m:sSupPr>
+            <m:ctrlPr>
+              <w:rPr>
+                <w:rFonts w:ascii="Cambria Math" w:hAnsi="Cambria Math" w:cs="Arial"/>
+                <w:i/>
+                <w:sz w:val="24"/>
+                <w:szCs w:val="24"/>
+              </w:rPr>
+            </m:ctrlPr>
+          </m:sSupPr>
+          <m:e>
+            <m:r>
+              <w:rPr>
+                <w:rFonts w:ascii="Cambria Math" w:hAnsi="Cambria Math" w:cs="Arial"/>
+                <w:sz w:val="24"/>
+                <w:szCs w:val="24"/>
+              </w:rPr>
+              <m:t>(B-A)</m:t>
+            </m:r>
+          </m:e>
+          <m:sup>
+            <m:r>
+              <w:rPr>
+                <w:rFonts w:ascii="Cambria Math" w:hAnsi="Cambria Math" w:cs="Arial"/>
+                <w:sz w:val="24"/>
+                <w:szCs w:val="24"/>
+              </w:rPr>
+              <m:t>C</m:t>
+            </m:r>
+          </m:sup>
+        </m:sSup>
+        <m:r>
+          <w:rPr>
+            <w:rFonts w:ascii="Cambria Math" w:hAnsi="Cambria Math" w:cs="Arial"/>
+            <w:sz w:val="24"/>
+            <w:szCs w:val="24"/>
+          </w:rPr>
+          <m:t>=20</m:t>
+        </m:r>
+      </m:oMath>
+      <w:r>
+        <w:rPr>
+          <w:rFonts w:ascii="Arial" w:eastAsiaTheme="minorEastAsia" w:hAnsi="Arial" w:cs="Arial"/>
+          <w:sz w:val="24"/>
+          <w:szCs w:val="24"/>
+        </w:rPr>
+        <w:t xml:space="preserve">,  </w:t>
+      </w:r>
+      <w:r>
+        <w:rPr>
+          <w:rFonts w:ascii="Arial" w:hAnsi="Arial" w:cs="Arial"/>
+          <w:sz w:val="24"/>
+          <w:szCs w:val="24"/>
+        </w:rPr>
+        <w:t>h</w:t>
+      </w:r>
+      <w:r>
+        <w:rPr>
+          <w:rFonts w:ascii="Arial" w:hAnsi="Arial" w:cs="Arial"/>
+          <w:sz w:val="24"/>
+          <w:szCs w:val="24"/>
+        </w:rPr>
+        <w:t>allar</w:t>
+      </w:r>
+      <w:r>
+        <w:rPr>
+          <w:rFonts w:ascii="Arial" w:hAnsi="Arial" w:cs="Arial"/>
+          <w:sz w:val="24"/>
+          <w:szCs w:val="24"/>
+        </w:rPr>
+        <w:t>:</w:t>
+      </w:r>
+      <w:r>
+        <w:rPr>
+          <w:rFonts w:ascii="Arial" w:hAnsi="Arial" w:cs="Arial"/>
+          <w:sz w:val="24"/>
+          <w:szCs w:val="24"/>
+        </w:rPr>
+        <w:t xml:space="preserve">  </w:t>
+      </w:r>
+      <m:oMath>
+        <m:r>
+          <w:rPr>
+            <w:rFonts w:ascii="Cambria Math" w:hAnsi="Cambria Math" w:cs="Arial"/>
+            <w:sz w:val="24"/>
+            <w:szCs w:val="24"/>
+          </w:rPr>
+          <m:t>n</m:t>
+        </m:r>
+        <m:d>
+          <m:dPr>
+            <m:ctrlPr>
+              <w:rPr>
+                <w:rFonts w:ascii="Cambria Math" w:hAnsi="Cambria Math" w:cs="Arial"/>
+                <w:i/>
+                <w:sz w:val="24"/>
+                <w:szCs w:val="24"/>
+              </w:rPr>
+            </m:ctrlPr>
+          </m:dPr>
+          <m:e>
+            <m:r>
+              <w:rPr>
+                <w:rFonts w:ascii="Cambria Math" w:hAnsi="Cambria Math" w:cs="Arial"/>
+                <w:sz w:val="24"/>
+                <w:szCs w:val="24"/>
+              </w:rPr>
+              <m:t>B</m:t>
+            </m:r>
+          </m:e>
+        </m:d>
+        <m:r>
+          <w:rPr>
+            <w:rFonts w:ascii="Cambria Math" w:hAnsi="Cambria Math" w:cs="Arial"/>
+            <w:sz w:val="24"/>
+            <w:szCs w:val="24"/>
+          </w:rPr>
+          <m:t>.</m:t>
+        </m:r>
+      </m:oMath>
+    </w:p>
+    <w:p>
+      <w:pPr>
+        <w:pStyle w:val="Prrafodelista"/>
+        <w:rPr>
+          <w:rFonts w:ascii="Arial" w:eastAsiaTheme="minorEastAsia" w:hAnsi="Arial" w:cs="Arial"/>
+          <w:sz w:val="24"/>
+          <w:szCs w:val="24"/>
+        </w:rPr>
+      </w:pPr>
+    </w:p>
+    <w:p>
+      <w:pPr>
+        <w:pStyle w:val="Prrafodelista"/>
+        <w:numPr>
+          <w:ilvl w:val="0"/>
+          <w:numId w:val="3"/>
+        </w:numPr>
+        <w:rPr>
+          <w:rFonts w:ascii="Arial" w:hAnsi="Arial" w:cs="Arial"/>
+          <w:sz w:val="24"/>
+          <w:szCs w:val="24"/>
+          <w:highlight w:val="yellow"/>
+        </w:rPr>
+      </w:pPr>
+      <w:r>
+        <w:rPr>
+          <w:rFonts w:ascii="Arial" w:hAnsi="Arial" w:cs="Arial"/>
+          <w:sz w:val="24"/>
+          <w:szCs w:val="24"/>
+          <w:highlight w:val="yellow"/>
+        </w:rPr>
+        <w:t>13</w:t>
+      </w:r>
+    </w:p>
+    <w:p>
+      <w:pPr>
+        <w:pStyle w:val="Prrafodelista"/>
+        <w:numPr>
+          <w:ilvl w:val="0"/>
+          <w:numId w:val="3"/>
+        </w:numPr>
+        <w:rPr>
+          <w:rFonts w:ascii="Arial" w:hAnsi="Arial" w:cs="Arial"/>
+          <w:sz w:val="24"/>
+          <w:szCs w:val="24"/>
+        </w:rPr>
+      </w:pPr>
+      <w:r>
+        <w:rPr>
+          <w:rFonts w:ascii="Arial" w:hAnsi="Arial" w:cs="Arial"/>
+          <w:sz w:val="24"/>
+          <w:szCs w:val="24"/>
+        </w:rPr>
+        <w:t>10</w:t>
+      </w:r>
+    </w:p>
+    <w:p>
+      <w:pPr>
+        <w:pStyle w:val="Prrafodelista"/>
+        <w:numPr>
+          <w:ilvl w:val="0"/>
+          <w:numId w:val="3"/>
+        </w:numPr>
+        <w:rPr>
+          <w:rFonts w:ascii="Arial" w:hAnsi="Arial" w:cs="Arial"/>
+          <w:sz w:val="24"/>
+          <w:szCs w:val="24"/>
+        </w:rPr>
+      </w:pPr>
+      <w:r>
+        <w:rPr>
+          <w:rFonts w:ascii="Arial" w:hAnsi="Arial" w:cs="Arial"/>
+          <w:sz w:val="24"/>
+          <w:szCs w:val="24"/>
+        </w:rPr>
+        <w:t>14</w:t>
+      </w:r>
+    </w:p>
+    <w:p>
+      <w:pPr>
+        <w:pStyle w:val="Prrafodelista"/>
+        <w:numPr>
+          <w:ilvl w:val="0"/>
+          <w:numId w:val="3"/>
+        </w:numPr>
+        <w:rPr>
+          <w:rFonts w:ascii="Arial" w:hAnsi="Arial" w:cs="Arial"/>
+          <w:sz w:val="24"/>
+          <w:szCs w:val="24"/>
+        </w:rPr>
+      </w:pPr>
+      <w:r>
+        <w:rPr>
+          <w:rFonts w:ascii="Arial" w:hAnsi="Arial" w:cs="Arial"/>
+          <w:sz w:val="24"/>
+          <w:szCs w:val="24"/>
+        </w:rPr>
+        <w:t>12</w:t>
+      </w:r>
+    </w:p>
+    <w:p>
+      <w:pPr>
+        <w:pStyle w:val="Prrafodelista"/>
+        <w:numPr>
+          <w:ilvl w:val="0"/>
+          <w:numId w:val="3"/>
+        </w:numPr>
+        <w:rPr>
+          <w:rFonts w:ascii="Arial" w:hAnsi="Arial" w:cs="Arial"/>
+          <w:sz w:val="24"/>
+          <w:szCs w:val="24"/>
+        </w:rPr>
+      </w:pPr>
+      <w:r>
+        <w:rPr>
+          <w:rFonts w:ascii="Arial" w:hAnsi="Arial" w:cs="Arial"/>
+          <w:sz w:val="24"/>
+          <w:szCs w:val="24"/>
+        </w:rPr>
+        <w:t>11</w:t>
+      </w:r>
+    </w:p>
+    <w:p>
+      <w:pPr>
+        <w:pStyle w:val="Prrafodelista"/>
+        <w:ind w:left="1080"/>
+        <w:rPr>
+          <w:rFonts w:ascii="Arial" w:hAnsi="Arial" w:cs="Arial"/>
+          <w:sz w:val="24"/>
+          <w:szCs w:val="24"/>
+        </w:rPr>
+      </w:pPr>
+    </w:p>
+    <w:p>
+      <w:pPr>
+        <w:pStyle w:val="Prrafodelista"/>
+        <w:numPr>
+          <w:ilvl w:val="0"/>
+          <w:numId w:val="1"/>
+        </w:numPr>
+        <w:rPr>
+          <w:rFonts w:ascii="Arial" w:hAnsi="Arial" w:cs="Arial"/>
+          <w:sz w:val="24"/>
+          <w:szCs w:val="24"/>
+        </w:rPr>
+      </w:pPr>
+      <w:r>
+        <w:rPr>
+          <w:rFonts w:ascii="Arial" w:hAnsi="Arial" w:cs="Arial"/>
+          <w:sz w:val="24"/>
+          <w:szCs w:val="24"/>
+        </w:rPr>
+        <w:t xml:space="preserve">Hallar la suma de cifras del menor número de la forma: </w:t>
+      </w:r>
+      <m:oMath>
+        <m:sSub>
+          <m:sSubPr>
+            <m:ctrlPr>
+              <w:rPr>
+                <w:rFonts w:ascii="Cambria Math" w:hAnsi="Cambria Math" w:cs="Arial"/>
+                <w:i/>
+                <w:sz w:val="24"/>
+                <w:szCs w:val="24"/>
+              </w:rPr>
+            </m:ctrlPr>
+          </m:sSubPr>
+          <m:e>
+            <m:acc>
+              <m:accPr>
+                <m:chr m:val="̅"/>
+                <m:ctrlPr>
+                  <w:rPr>
+                    <w:rFonts w:ascii="Cambria Math" w:hAnsi="Cambria Math" w:cs="Arial"/>
+                    <w:i/>
+                    <w:sz w:val="24"/>
+                    <w:szCs w:val="24"/>
+                  </w:rPr>
+                </m:ctrlPr>
+              </m:accPr>
+              <m:e>
+                <m:r>
+                  <w:rPr>
+                    <w:rFonts w:ascii="Cambria Math" w:hAnsi="Cambria Math" w:cs="Arial"/>
+                    <w:sz w:val="24"/>
+                    <w:szCs w:val="24"/>
+                  </w:rPr>
+                  <m:t>(a-b)(a+1)(b+3)(2-a)</m:t>
+                </m:r>
+              </m:e>
+            </m:acc>
+          </m:e>
+          <m:sub>
+            <m:r>
+              <w:rPr>
+                <w:rFonts w:ascii="Cambria Math" w:hAnsi="Cambria Math" w:cs="Arial"/>
+                <w:sz w:val="24"/>
+                <w:szCs w:val="24"/>
+              </w:rPr>
+              <m:t>(5)</m:t>
+            </m:r>
+          </m:sub>
+        </m:sSub>
+      </m:oMath>
+    </w:p>
+    <w:p>
+      <w:pPr>
+        <w:pStyle w:val="Prrafodelista"/>
+        <w:rPr>
+          <w:rFonts w:ascii="Arial" w:hAnsi="Arial" w:cs="Arial"/>
+          <w:sz w:val="24"/>
+          <w:szCs w:val="24"/>
+        </w:rPr>
+      </w:pPr>
+    </w:p>
+    <w:p>
+      <w:pPr>
+        <w:pStyle w:val="Prrafodelista"/>
+        <w:numPr>
+          <w:ilvl w:val="0"/>
+          <w:numId w:val="4"/>
+        </w:numPr>
+        <w:rPr>
+          <w:rFonts w:ascii="Arial" w:hAnsi="Arial" w:cs="Arial"/>
+          <w:sz w:val="24"/>
+          <w:szCs w:val="24"/>
+          <w:highlight w:val="yellow"/>
+        </w:rPr>
+      </w:pPr>
+      <w:r>
+        <w:rPr>
+          <w:rFonts w:ascii="Arial" w:hAnsi="Arial" w:cs="Arial"/>
+          <w:sz w:val="24"/>
+          <w:szCs w:val="24"/>
+          <w:highlight w:val="yellow"/>
+        </w:rPr>
+        <w:t>7</w:t>
+      </w:r>
+    </w:p>
+    <w:p>
+      <w:pPr>
+        <w:pStyle w:val="Prrafodelista"/>
+        <w:numPr>
+          <w:ilvl w:val="0"/>
+          <w:numId w:val="4"/>
+        </w:numPr>
+        <w:rPr>
+          <w:rFonts w:ascii="Arial" w:hAnsi="Arial" w:cs="Arial"/>
+          <w:sz w:val="24"/>
+          <w:szCs w:val="24"/>
+        </w:rPr>
+      </w:pPr>
+      <w:r>
+        <w:rPr>
+          <w:rFonts w:ascii="Arial" w:hAnsi="Arial" w:cs="Arial"/>
+          <w:sz w:val="24"/>
+          <w:szCs w:val="24"/>
+        </w:rPr>
+        <w:t>8</w:t>
+      </w:r>
+    </w:p>
+    <w:p>
+      <w:pPr>
+        <w:pStyle w:val="Prrafodelista"/>
+        <w:numPr>
+          <w:ilvl w:val="0"/>
+          <w:numId w:val="4"/>
+        </w:numPr>
+        <w:rPr>
+          <w:rFonts w:ascii="Arial" w:hAnsi="Arial" w:cs="Arial"/>
+          <w:sz w:val="24"/>
+          <w:szCs w:val="24"/>
+        </w:rPr>
+      </w:pPr>
+      <w:r>
+        <w:rPr>
+          <w:rFonts w:ascii="Arial" w:hAnsi="Arial" w:cs="Arial"/>
+          <w:sz w:val="24"/>
+          <w:szCs w:val="24"/>
+        </w:rPr>
+        <w:t>5</w:t>
+      </w:r>
+    </w:p>
+    <w:p>
+      <w:pPr>
+        <w:pStyle w:val="Prrafodelista"/>
+        <w:numPr>
+          <w:ilvl w:val="0"/>
+          <w:numId w:val="4"/>
+        </w:numPr>
+        <w:rPr>
+          <w:rFonts w:ascii="Arial" w:hAnsi="Arial" w:cs="Arial"/>
+          <w:sz w:val="24"/>
+          <w:szCs w:val="24"/>
+        </w:rPr>
+      </w:pPr>
+      <w:r>
+        <w:rPr>
+          <w:rFonts w:ascii="Arial" w:hAnsi="Arial" w:cs="Arial"/>
+          <w:sz w:val="24"/>
+          <w:szCs w:val="24"/>
+        </w:rPr>
+        <w:t>6</w:t>
+      </w:r>
+    </w:p>
+    <w:p>
+      <w:pPr>
+        <w:pStyle w:val="Prrafodelista"/>
+        <w:numPr>
+          <w:ilvl w:val="0"/>
+          <w:numId w:val="4"/>
+        </w:numPr>
+        <w:rPr>
+          <w:rFonts w:ascii="Arial" w:hAnsi="Arial" w:cs="Arial"/>
+          <w:sz w:val="24"/>
+          <w:szCs w:val="24"/>
+        </w:rPr>
+      </w:pPr>
+      <w:r>
+        <w:rPr>
+          <w:rFonts w:ascii="Arial" w:hAnsi="Arial" w:cs="Arial"/>
+          <w:sz w:val="24"/>
+          <w:szCs w:val="24"/>
+        </w:rPr>
+        <w:t>9</w:t>
+      </w:r>
+    </w:p>
+    <w:p>
+      <w:pPr>
+        <w:pStyle w:val="Prrafodelista"/>
+        <w:ind w:left="1080"/>
+        <w:rPr>
+          <w:rFonts w:ascii="Arial" w:hAnsi="Arial" w:cs="Arial"/>
+          <w:sz w:val="24"/>
+          <w:szCs w:val="24"/>
+        </w:rPr>
+      </w:pPr>
+    </w:p>
+    <w:p>
+      <w:pPr>
+        <w:pStyle w:val="Prrafodelista"/>
+        <w:numPr>
+          <w:ilvl w:val="0"/>
+          <w:numId w:val="1"/>
+        </w:numPr>
+        <w:rPr>
+          <w:rFonts w:ascii="Arial" w:hAnsi="Arial" w:cs="Arial"/>
+          <w:sz w:val="24"/>
+          <w:szCs w:val="24"/>
+        </w:rPr>
+      </w:pPr>
+      <w:r>
+        <w:rPr>
+          <w:rFonts w:ascii="Arial" w:hAnsi="Arial" w:cs="Arial"/>
+          <w:sz w:val="24"/>
+          <w:szCs w:val="24"/>
+        </w:rPr>
+        <w:t xml:space="preserve">Al dividir </w:t>
+      </w:r>
+      <m:oMath>
         <m:acc>
           <m:accPr>
             <m:chr m:val="̅"/>
             <m:ctrlPr>
               <w:rPr>
-                <w:rFonts w:ascii="Cambria Math" w:eastAsiaTheme="minorEastAsia" w:hAnsi="Cambria Math" w:cs="Times New Roman"/>
+                <w:rFonts w:ascii="Cambria Math" w:hAnsi="Cambria Math" w:cs="Arial"/>
                 <w:i/>
-                <w:color w:val="0D0D0D" w:themeColor="text1" w:themeTint="F2"/>
                 <w:sz w:val="24"/>
                 <w:szCs w:val="24"/>
               </w:rPr>
@@ -72,111 +1097,502 @@
           <m:e>
             <m:r>
               <w:rPr>
-                <w:rFonts w:ascii="Cambria Math" w:eastAsiaTheme="minorEastAsia" w:hAnsi="Cambria Math" w:cs="Times New Roman"/>
-                <w:color w:val="0D0D0D" w:themeColor="text1" w:themeTint="F2"/>
+                <w:rFonts w:ascii="Cambria Math" w:hAnsi="Cambria Math" w:cs="Arial"/>
                 <w:sz w:val="24"/>
                 <w:szCs w:val="24"/>
               </w:rPr>
-              <m:t>a</m:t>
+              <m:t>6x5</m:t>
             </m:r>
-            <m:sSub>
-              <m:sSubPr>
-                <m:ctrlPr>
-                  <w:rPr>
-                    <w:rFonts w:ascii="Cambria Math" w:eastAsiaTheme="minorEastAsia" w:hAnsi="Cambria Math" w:cs="Times New Roman"/>
-                    <w:i/>
-                    <w:color w:val="0D0D0D" w:themeColor="text1" w:themeTint="F2"/>
-                    <w:sz w:val="24"/>
-                    <w:szCs w:val="24"/>
-                  </w:rPr>
-                </m:ctrlPr>
-              </m:sSubPr>
-              <m:e>
-                <m:r>
-                  <w:rPr>
-                    <w:rFonts w:ascii="Cambria Math" w:eastAsiaTheme="minorEastAsia" w:hAnsi="Cambria Math" w:cs="Times New Roman"/>
-                    <w:color w:val="0D0D0D" w:themeColor="text1" w:themeTint="F2"/>
-                    <w:sz w:val="24"/>
-                    <w:szCs w:val="24"/>
-                  </w:rPr>
-                  <m:t>bc</m:t>
-                </m:r>
-              </m:e>
-              <m:sub>
-                <m:d>
-                  <m:dPr>
-                    <m:ctrlPr>
-                      <w:rPr>
-                        <w:rFonts w:ascii="Cambria Math" w:eastAsiaTheme="minorEastAsia" w:hAnsi="Cambria Math" w:cs="Times New Roman"/>
-                        <w:i/>
-                        <w:color w:val="0D0D0D" w:themeColor="text1" w:themeTint="F2"/>
-                        <w:sz w:val="24"/>
-                        <w:szCs w:val="24"/>
-                      </w:rPr>
-                    </m:ctrlPr>
-                  </m:dPr>
-                  <m:e>
-                    <m:r>
-                      <w:rPr>
-                        <w:rFonts w:ascii="Cambria Math" w:eastAsiaTheme="minorEastAsia" w:hAnsi="Cambria Math" w:cs="Times New Roman"/>
-                        <w:color w:val="0D0D0D" w:themeColor="text1" w:themeTint="F2"/>
-                        <w:sz w:val="24"/>
-                        <w:szCs w:val="24"/>
-                      </w:rPr>
-                      <m:t>6</m:t>
-                    </m:r>
-                  </m:e>
-                </m:d>
-              </m:sub>
-            </m:sSub>
+          </m:e>
+        </m:acc>
+      </m:oMath>
+      <w:r>
+        <w:rPr>
+          <w:rFonts w:ascii="Arial" w:eastAsiaTheme="minorEastAsia" w:hAnsi="Arial" w:cs="Arial"/>
+          <w:sz w:val="24"/>
+          <w:szCs w:val="24"/>
+        </w:rPr>
+        <w:t xml:space="preserve"> entre </w:t>
+      </w:r>
+      <m:oMath>
+        <m:acc>
+          <m:accPr>
+            <m:chr m:val="̅"/>
+            <m:ctrlPr>
+              <w:rPr>
+                <w:rFonts w:ascii="Cambria Math" w:hAnsi="Cambria Math" w:cs="Arial"/>
+                <w:i/>
+                <w:sz w:val="24"/>
+                <w:szCs w:val="24"/>
+              </w:rPr>
+            </m:ctrlPr>
+          </m:accPr>
+          <m:e>
+            <m:r>
+              <w:rPr>
+                <w:rFonts w:ascii="Cambria Math" w:hAnsi="Cambria Math" w:cs="Arial"/>
+                <w:sz w:val="24"/>
+                <w:szCs w:val="24"/>
+              </w:rPr>
+              <m:t>2y</m:t>
+            </m:r>
+          </m:e>
+        </m:acc>
+      </m:oMath>
+      <w:r>
+        <w:rPr>
+          <w:rFonts w:ascii="Arial" w:eastAsiaTheme="minorEastAsia" w:hAnsi="Arial" w:cs="Arial"/>
+          <w:sz w:val="24"/>
+          <w:szCs w:val="24"/>
+        </w:rPr>
+        <w:t xml:space="preserve">, el cociente es </w:t>
+      </w:r>
+      <m:oMath>
+        <m:acc>
+          <m:accPr>
+            <m:chr m:val="̅"/>
+            <m:ctrlPr>
+              <w:rPr>
+                <w:rFonts w:ascii="Cambria Math" w:hAnsi="Cambria Math" w:cs="Arial"/>
+                <w:i/>
+                <w:sz w:val="24"/>
+                <w:szCs w:val="24"/>
+              </w:rPr>
+            </m:ctrlPr>
+          </m:accPr>
+          <m:e>
+            <m:r>
+              <w:rPr>
+                <w:rFonts w:ascii="Cambria Math" w:hAnsi="Cambria Math" w:cs="Arial"/>
+                <w:sz w:val="24"/>
+                <w:szCs w:val="24"/>
+              </w:rPr>
+              <m:t>zz</m:t>
+            </m:r>
+          </m:e>
+        </m:acc>
+      </m:oMath>
+      <w:r>
+        <w:rPr>
+          <w:rFonts w:ascii="Arial" w:eastAsiaTheme="minorEastAsia" w:hAnsi="Arial" w:cs="Arial"/>
+          <w:sz w:val="24"/>
+          <w:szCs w:val="24"/>
+        </w:rPr>
+        <w:t xml:space="preserve"> y el resto es </w:t>
+      </w:r>
+      <m:oMath>
+        <m:acc>
+          <m:accPr>
+            <m:chr m:val="̅"/>
+            <m:ctrlPr>
+              <w:rPr>
+                <w:rFonts w:ascii="Cambria Math" w:hAnsi="Cambria Math" w:cs="Arial"/>
+                <w:i/>
+                <w:sz w:val="24"/>
+                <w:szCs w:val="24"/>
+              </w:rPr>
+            </m:ctrlPr>
+          </m:accPr>
+          <m:e>
+            <m:r>
+              <w:rPr>
+                <w:rFonts w:ascii="Cambria Math" w:hAnsi="Cambria Math" w:cs="Arial"/>
+                <w:sz w:val="24"/>
+                <w:szCs w:val="24"/>
+              </w:rPr>
+              <m:t>w5</m:t>
+            </m:r>
+          </m:e>
+        </m:acc>
+      </m:oMath>
+      <w:r>
+        <w:rPr>
+          <w:rFonts w:ascii="Arial" w:eastAsiaTheme="minorEastAsia" w:hAnsi="Arial" w:cs="Arial"/>
+          <w:sz w:val="24"/>
+          <w:szCs w:val="24"/>
+        </w:rPr>
+        <w:t xml:space="preserve">. </w:t>
+      </w:r>
+      <w:r>
+        <w:rPr>
+          <w:rFonts w:ascii="Arial" w:eastAsiaTheme="minorEastAsia" w:hAnsi="Arial" w:cs="Arial"/>
+          <w:sz w:val="24"/>
+          <w:szCs w:val="24"/>
+        </w:rPr>
+        <w:t>Hallar</w:t>
+      </w:r>
+      <w:r>
+        <w:rPr>
+          <w:rFonts w:ascii="Arial" w:eastAsiaTheme="minorEastAsia" w:hAnsi="Arial" w:cs="Arial"/>
+          <w:sz w:val="24"/>
+          <w:szCs w:val="24"/>
+        </w:rPr>
+        <w:t>:</w:t>
+      </w:r>
+      <w:r>
+        <w:rPr>
+          <w:rFonts w:ascii="Arial" w:eastAsiaTheme="minorEastAsia" w:hAnsi="Arial" w:cs="Arial"/>
+          <w:sz w:val="24"/>
+          <w:szCs w:val="24"/>
+        </w:rPr>
+        <w:t xml:space="preserve"> </w:t>
+      </w:r>
+      <m:oMath>
+        <m:r>
+          <w:rPr>
+            <w:rFonts w:ascii="Cambria Math" w:hAnsi="Cambria Math" w:cs="Arial"/>
+            <w:sz w:val="24"/>
+            <w:szCs w:val="24"/>
+          </w:rPr>
+          <m:t>x+y-z-w.</m:t>
+        </m:r>
+      </m:oMath>
+    </w:p>
+    <w:p>
+      <w:pPr>
+        <w:pStyle w:val="Prrafodelista"/>
+        <w:rPr>
+          <w:rFonts w:ascii="Arial" w:hAnsi="Arial" w:cs="Arial"/>
+          <w:sz w:val="24"/>
+          <w:szCs w:val="24"/>
+        </w:rPr>
+      </w:pPr>
+    </w:p>
+    <w:p>
+      <w:pPr>
+        <w:pStyle w:val="Prrafodelista"/>
+        <w:numPr>
+          <w:ilvl w:val="0"/>
+          <w:numId w:val="5"/>
+        </w:numPr>
+        <w:rPr>
+          <w:rFonts w:ascii="Arial" w:hAnsi="Arial" w:cs="Arial"/>
+          <w:sz w:val="24"/>
+          <w:szCs w:val="24"/>
+          <w:highlight w:val="yellow"/>
+        </w:rPr>
+      </w:pPr>
+      <w:r>
+        <w:rPr>
+          <w:rFonts w:ascii="Arial" w:hAnsi="Arial" w:cs="Arial"/>
+          <w:sz w:val="24"/>
+          <w:szCs w:val="24"/>
+          <w:highlight w:val="yellow"/>
+        </w:rPr>
+        <w:t>3</w:t>
+      </w:r>
+    </w:p>
+    <w:p>
+      <w:pPr>
+        <w:pStyle w:val="Prrafodelista"/>
+        <w:numPr>
+          <w:ilvl w:val="0"/>
+          <w:numId w:val="5"/>
+        </w:numPr>
+        <w:rPr>
+          <w:rFonts w:ascii="Arial" w:hAnsi="Arial" w:cs="Arial"/>
+          <w:sz w:val="24"/>
+          <w:szCs w:val="24"/>
+        </w:rPr>
+      </w:pPr>
+      <w:r>
+        <w:rPr>
+          <w:rFonts w:ascii="Arial" w:hAnsi="Arial" w:cs="Arial"/>
+          <w:sz w:val="24"/>
+          <w:szCs w:val="24"/>
+        </w:rPr>
+        <w:t>4</w:t>
+      </w:r>
+    </w:p>
+    <w:p>
+      <w:pPr>
+        <w:pStyle w:val="Prrafodelista"/>
+        <w:numPr>
+          <w:ilvl w:val="0"/>
+          <w:numId w:val="5"/>
+        </w:numPr>
+        <w:rPr>
+          <w:rFonts w:ascii="Arial" w:hAnsi="Arial" w:cs="Arial"/>
+          <w:sz w:val="24"/>
+          <w:szCs w:val="24"/>
+        </w:rPr>
+      </w:pPr>
+      <w:r>
+        <w:rPr>
+          <w:rFonts w:ascii="Arial" w:hAnsi="Arial" w:cs="Arial"/>
+          <w:sz w:val="24"/>
+          <w:szCs w:val="24"/>
+        </w:rPr>
+        <w:t>5</w:t>
+      </w:r>
+    </w:p>
+    <w:p>
+      <w:pPr>
+        <w:pStyle w:val="Prrafodelista"/>
+        <w:numPr>
+          <w:ilvl w:val="0"/>
+          <w:numId w:val="5"/>
+        </w:numPr>
+        <w:rPr>
+          <w:rFonts w:ascii="Arial" w:hAnsi="Arial" w:cs="Arial"/>
+          <w:sz w:val="24"/>
+          <w:szCs w:val="24"/>
+        </w:rPr>
+      </w:pPr>
+      <w:r>
+        <w:rPr>
+          <w:rFonts w:ascii="Arial" w:hAnsi="Arial" w:cs="Arial"/>
+          <w:sz w:val="24"/>
+          <w:szCs w:val="24"/>
+        </w:rPr>
+        <w:t>2</w:t>
+      </w:r>
+    </w:p>
+    <w:p>
+      <w:pPr>
+        <w:pStyle w:val="Prrafodelista"/>
+        <w:numPr>
+          <w:ilvl w:val="0"/>
+          <w:numId w:val="5"/>
+        </w:numPr>
+        <w:rPr>
+          <w:rFonts w:ascii="Arial" w:hAnsi="Arial" w:cs="Arial"/>
+          <w:sz w:val="24"/>
+          <w:szCs w:val="24"/>
+        </w:rPr>
+      </w:pPr>
+      <w:r>
+        <w:rPr>
+          <w:rFonts w:ascii="Arial" w:hAnsi="Arial" w:cs="Arial"/>
+          <w:sz w:val="24"/>
+          <w:szCs w:val="24"/>
+        </w:rPr>
+        <w:t>0</w:t>
+      </w:r>
+    </w:p>
+    <w:p>
+      <w:pPr>
+        <w:pStyle w:val="Prrafodelista"/>
+        <w:ind w:left="1080"/>
+        <w:rPr>
+          <w:rFonts w:ascii="Arial" w:hAnsi="Arial" w:cs="Arial"/>
+          <w:sz w:val="24"/>
+          <w:szCs w:val="24"/>
+        </w:rPr>
+      </w:pPr>
+      <w:r>
+        <w:rPr>
+          <w:rFonts w:ascii="Arial" w:hAnsi="Arial" w:cs="Arial"/>
+          <w:noProof/>
+          <w:sz w:val="24"/>
+          <w:szCs w:val="24"/>
+          <w:lang w:eastAsia="es-PE"/>
+        </w:rPr>
+        <mc:AlternateContent>
+          <mc:Choice Requires="wps">
+            <w:drawing>
+              <wp:anchor distT="0" distB="0" distL="114300" distR="114300" simplePos="0" relativeHeight="251659264" behindDoc="1" locked="0" layoutInCell="1" allowOverlap="1" wp14:anchorId="1725B516" wp14:editId="1CA0BC33">
+                <wp:simplePos x="0" y="0"/>
+                <wp:positionH relativeFrom="column">
+                  <wp:posOffset>3575050</wp:posOffset>
+                </wp:positionH>
+                <wp:positionV relativeFrom="paragraph">
+                  <wp:posOffset>62230</wp:posOffset>
+                </wp:positionV>
+                <wp:extent cx="436245" cy="337734"/>
+                <wp:effectExtent l="0" t="0" r="1905" b="5715"/>
+                <wp:wrapNone/>
+                <wp:docPr id="15" name="15 Cuadro de texto"/>
+                <wp:cNvGraphicFramePr/>
+                <a:graphic xmlns:a="http://schemas.openxmlformats.org/drawingml/2006/main">
+                  <a:graphicData uri="http://schemas.microsoft.com/office/word/2010/wordprocessingShape">
+                    <wps:wsp>
+                      <wps:cNvSpPr txBox="1"/>
+                      <wps:spPr>
+                        <a:xfrm>
+                          <a:off x="0" y="0"/>
+                          <a:ext cx="436245" cy="337734"/>
+                        </a:xfrm>
+                        <a:prstGeom prst="rect">
+                          <a:avLst/>
+                        </a:prstGeom>
+                        <a:solidFill>
+                          <a:schemeClr val="lt1"/>
+                        </a:solidFill>
+                        <a:ln w="6350">
+                          <a:noFill/>
+                        </a:ln>
+                        <a:effectLst/>
+                      </wps:spPr>
+                      <wps:style>
+                        <a:lnRef idx="0">
+                          <a:schemeClr val="accent1"/>
+                        </a:lnRef>
+                        <a:fillRef idx="0">
+                          <a:schemeClr val="accent1"/>
+                        </a:fillRef>
+                        <a:effectRef idx="0">
+                          <a:schemeClr val="accent1"/>
+                        </a:effectRef>
+                        <a:fontRef idx="minor">
+                          <a:schemeClr val="dk1"/>
+                        </a:fontRef>
+                      </wps:style>
+                      <wps:txbx>
+                        <w:txbxContent>
+                          <w:p>
+                            <m:oMathPara>
+                              <m:oMath>
+                                <m:r>
+                                  <w:rPr>
+                                    <w:rFonts w:ascii="Cambria Math" w:hAnsi="Cambria Math"/>
+                                  </w:rPr>
+                                  <m:t>∘</m:t>
+                                </m:r>
+                              </m:oMath>
+                            </m:oMathPara>
+                          </w:p>
+                        </w:txbxContent>
+                      </wps:txbx>
+                      <wps:bodyPr rot="0" spcFirstLastPara="0" vertOverflow="overflow" horzOverflow="overflow" vert="horz" wrap="square" lIns="91440" tIns="45720" rIns="91440" bIns="45720" numCol="1" spcCol="0" rtlCol="0" fromWordArt="0" anchor="t" anchorCtr="0" forceAA="0" compatLnSpc="1">
+                        <a:prstTxWarp prst="textNoShape">
+                          <a:avLst/>
+                        </a:prstTxWarp>
+                        <a:noAutofit/>
+                      </wps:bodyPr>
+                    </wps:wsp>
+                  </a:graphicData>
+                </a:graphic>
+                <wp14:sizeRelH relativeFrom="margin">
+                  <wp14:pctWidth>0</wp14:pctWidth>
+                </wp14:sizeRelH>
+                <wp14:sizeRelV relativeFrom="margin">
+                  <wp14:pctHeight>0</wp14:pctHeight>
+                </wp14:sizeRelV>
+              </wp:anchor>
+            </w:drawing>
+          </mc:Choice>
+          <mc:Fallback>
+            <w:pict>
+              <v:shapetype w14:anchorId="1725B516" id="_x0000_t202" coordsize="21600,21600" o:spt="202" path="m,l,21600r21600,l21600,xe">
+                <v:stroke joinstyle="miter"/>
+                <v:path gradientshapeok="t" o:connecttype="rect"/>
+              </v:shapetype>
+              <v:shape id="15 Cuadro de texto" o:spid="_x0000_s1026" type="#_x0000_t202" style="position:absolute;left:0;text-align:left;margin-left:281.5pt;margin-top:4.9pt;width:34.35pt;height:26.6pt;z-index:-251657216;visibility:visible;mso-wrap-style:square;mso-width-percent:0;mso-height-percent:0;mso-wrap-distance-left:9pt;mso-wrap-distance-top:0;mso-wrap-distance-right:9pt;mso-wrap-distance-bottom:0;mso-position-horizontal:absolute;mso-position-horizontal-relative:text;mso-position-vertical:absolute;mso-position-vertical-relative:text;mso-width-percent:0;mso-height-percent:0;mso-width-relative:margin;mso-height-relative:margin;v-text-anchor:top" o:gfxdata="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" fillcolor="white [3201]" stroked="f" strokeweight=".5pt">
+                <v:textbox>
+                  <w:txbxContent>
+                    <w:p>
+                      <m:oMathPara>
+                        <m:oMath>
+                          <m:r>
+                            <w:rPr>
+                              <w:rFonts w:ascii="Cambria Math" w:hAnsi="Cambria Math"/>
+                            </w:rPr>
+                            <m:t>∘</m:t>
+                          </m:r>
+                        </m:oMath>
+                      </m:oMathPara>
+                    </w:p>
+                  </w:txbxContent>
+                </v:textbox>
+              </v:shape>
+            </w:pict>
+          </mc:Fallback>
+        </mc:AlternateContent>
+      </w:r>
+    </w:p>
+    <w:p>
+      <w:pPr>
+        <w:pStyle w:val="Prrafodelista"/>
+        <w:numPr>
+          <w:ilvl w:val="0"/>
+          <w:numId w:val="1"/>
+        </w:numPr>
+        <w:rPr>
+          <w:rFonts w:ascii="Arial" w:hAnsi="Arial" w:cs="Arial"/>
+          <w:sz w:val="24"/>
+          <w:szCs w:val="24"/>
+        </w:rPr>
+      </w:pPr>
+      <w:r>
+        <w:rPr>
+          <w:rFonts w:ascii="Arial" w:eastAsiaTheme="minorEastAsia" w:hAnsi="Arial" w:cs="Arial"/>
+          <w:sz w:val="24"/>
+          <w:szCs w:val="24"/>
+        </w:rPr>
+        <w:t>Hallar la suma de cifras de N,</w:t>
+      </w:r>
+      <w:r>
+        <w:rPr>
+          <w:rFonts w:ascii="Arial" w:hAnsi="Arial" w:cs="Arial"/>
+          <w:sz w:val="24"/>
+          <w:szCs w:val="24"/>
+        </w:rPr>
+        <w:t xml:space="preserve"> </w:t>
+      </w:r>
+      <w:r>
+        <w:rPr>
+          <w:rFonts w:ascii="Arial" w:hAnsi="Arial" w:cs="Arial"/>
+          <w:sz w:val="24"/>
+          <w:szCs w:val="24"/>
+        </w:rPr>
+        <w:t xml:space="preserve">si </w:t>
+      </w:r>
+      <m:oMath>
+        <m:r>
+          <w:rPr>
+            <w:rFonts w:ascii="Cambria Math" w:hAnsi="Cambria Math" w:cs="Arial"/>
+            <w:sz w:val="24"/>
+            <w:szCs w:val="24"/>
+          </w:rPr>
+          <m:t>N=</m:t>
+        </m:r>
+        <m:acc>
+          <m:accPr>
+            <m:chr m:val="̅"/>
+            <m:ctrlPr>
+              <w:rPr>
+                <w:rFonts w:ascii="Cambria Math" w:hAnsi="Cambria Math" w:cs="Arial"/>
+                <w:i/>
+                <w:sz w:val="24"/>
+                <w:szCs w:val="24"/>
+              </w:rPr>
+            </m:ctrlPr>
+          </m:accPr>
+          <m:e>
+            <m:r>
+              <w:rPr>
+                <w:rFonts w:ascii="Cambria Math" w:hAnsi="Cambria Math" w:cs="Arial"/>
+                <w:sz w:val="24"/>
+                <w:szCs w:val="24"/>
+              </w:rPr>
+              <m:t>5b42ba</m:t>
+            </m:r>
           </m:e>
         </m:acc>
         <m:r>
           <w:rPr>
-            <w:rFonts w:ascii="Cambria Math" w:eastAsiaTheme="minorEastAsia" w:hAnsi="Cambria Math" w:cs="Times New Roman"/>
-            <w:color w:val="0D0D0D" w:themeColor="text1" w:themeTint="F2"/>
+            <w:rFonts w:ascii="Cambria Math" w:hAnsi="Cambria Math" w:cs="Arial"/>
             <w:sz w:val="24"/>
             <w:szCs w:val="24"/>
           </w:rPr>
-          <m:t xml:space="preserve">) </m:t>
+          <m:t>=117</m:t>
         </m:r>
       </m:oMath>
       <w:r>
         <w:rPr>
-          <w:rFonts w:ascii="Times New Roman" w:eastAsiaTheme="minorEastAsia" w:hAnsi="Times New Roman" w:cs="Times New Roman"/>
-          <w:color w:val="0D0D0D" w:themeColor="text1" w:themeTint="F2"/>
-          <w:sz w:val="24"/>
-          <w:szCs w:val="24"/>
-        </w:rPr>
-        <w:t xml:space="preserve">= </w:t>
-      </w:r>
-      <m:oMath>
-        <m:r>
-          <w:rPr>
-            <w:rFonts w:ascii="Cambria Math" w:eastAsiaTheme="minorEastAsia" w:hAnsi="Cambria Math" w:cs="Times New Roman"/>
-            <w:color w:val="0D0D0D" w:themeColor="text1" w:themeTint="F2"/>
-            <w:sz w:val="24"/>
-            <w:szCs w:val="24"/>
-          </w:rPr>
-          <m:t>82</m:t>
-        </m:r>
-      </m:oMath>
-      <w:r>
-        <w:rPr>
-          <w:rFonts w:ascii="Times New Roman" w:eastAsiaTheme="minorEastAsia" w:hAnsi="Times New Roman" w:cs="Times New Roman"/>
-          <w:color w:val="0D0D0D" w:themeColor="text1" w:themeTint="F2"/>
-          <w:sz w:val="24"/>
-          <w:szCs w:val="24"/>
-        </w:rPr>
-        <w:t xml:space="preserve">  </w:t>
-      </w:r>
-    </w:p>
-    <w:p>
-      <w:pPr>
-        <w:pStyle w:val="Prrafodelista"/>
-        <w:rPr>
-          <w:rFonts w:ascii="Times New Roman" w:hAnsi="Times New Roman" w:cs="Times New Roman"/>
-          <w:color w:val="0D0D0D" w:themeColor="text1" w:themeTint="F2"/>
+          <w:rFonts w:ascii="Arial" w:eastAsiaTheme="minorEastAsia" w:hAnsi="Arial" w:cs="Arial"/>
+          <w:sz w:val="24"/>
+          <w:szCs w:val="24"/>
+        </w:rPr>
+        <w:t xml:space="preserve">. </w:t>
+      </w:r>
+    </w:p>
+    <w:p>
+      <w:pPr>
+        <w:pStyle w:val="Prrafodelista"/>
+        <w:rPr>
+          <w:rFonts w:ascii="Arial" w:hAnsi="Arial" w:cs="Arial"/>
           <w:sz w:val="24"/>
           <w:szCs w:val="24"/>
         </w:rPr>
@@ -187,11 +1603,10 @@
         <w:pStyle w:val="Prrafodelista"/>
         <w:numPr>
           <w:ilvl w:val="0"/>
-          <w:numId w:val="2"/>
+          <w:numId w:val="6"/>
         </w:numPr>
         <w:rPr>
-          <w:rFonts w:ascii="Times New Roman" w:hAnsi="Times New Roman" w:cs="Times New Roman"/>
-          <w:color w:val="0D0D0D" w:themeColor="text1" w:themeTint="F2"/>
+          <w:rFonts w:ascii="Arial" w:hAnsi="Arial" w:cs="Arial"/>
           <w:sz w:val="24"/>
           <w:szCs w:val="24"/>
           <w:highlight w:val="yellow"/>
@@ -199,13 +1614,12 @@
       </w:pPr>
       <w:r>
         <w:rPr>
-          <w:rFonts w:ascii="Times New Roman" w:hAnsi="Times New Roman" w:cs="Times New Roman"/>
-          <w:color w:val="0D0D0D" w:themeColor="text1" w:themeTint="F2"/>
+          <w:rFonts w:ascii="Arial" w:hAnsi="Arial" w:cs="Arial"/>
           <w:sz w:val="24"/>
           <w:szCs w:val="24"/>
           <w:highlight w:val="yellow"/>
         </w:rPr>
-        <w:t>11</w:t>
+        <w:t>18</w:t>
       </w:r>
     </w:p>
     <w:p>
@@ -213,23 +1627,21 @@
         <w:pStyle w:val="Prrafodelista"/>
         <w:numPr>
           <w:ilvl w:val="0"/>
-          <w:numId w:val="2"/>
+          <w:numId w:val="6"/>
         </w:numPr>
         <w:rPr>
-          <w:rFonts w:ascii="Times New Roman" w:hAnsi="Times New Roman" w:cs="Times New Roman"/>
-          <w:color w:val="0D0D0D" w:themeColor="text1" w:themeTint="F2"/>
-          <w:sz w:val="24"/>
-          <w:szCs w:val="24"/>
-        </w:rPr>
-      </w:pPr>
-      <w:r>
-        <w:rPr>
-          <w:rFonts w:ascii="Times New Roman" w:hAnsi="Times New Roman" w:cs="Times New Roman"/>
-          <w:color w:val="0D0D0D" w:themeColor="text1" w:themeTint="F2"/>
-          <w:sz w:val="24"/>
-          <w:szCs w:val="24"/>
-        </w:rPr>
-        <w:t xml:space="preserve">  9</w:t>
+          <w:rFonts w:ascii="Arial" w:hAnsi="Arial" w:cs="Arial"/>
+          <w:sz w:val="24"/>
+          <w:szCs w:val="24"/>
+        </w:rPr>
+      </w:pPr>
+      <w:r>
+        <w:rPr>
+          <w:rFonts w:ascii="Arial" w:hAnsi="Arial" w:cs="Arial"/>
+          <w:sz w:val="24"/>
+          <w:szCs w:val="24"/>
+        </w:rPr>
+        <w:t>27</w:t>
       </w:r>
     </w:p>
     <w:p>
@@ -237,23 +1649,21 @@
         <w:pStyle w:val="Prrafodelista"/>
         <w:numPr>
           <w:ilvl w:val="0"/>
-          <w:numId w:val="2"/>
+          <w:numId w:val="6"/>
         </w:numPr>
         <w:rPr>
-          <w:rFonts w:ascii="Times New Roman" w:hAnsi="Times New Roman" w:cs="Times New Roman"/>
-          <w:color w:val="0D0D0D" w:themeColor="text1" w:themeTint="F2"/>
-          <w:sz w:val="24"/>
-          <w:szCs w:val="24"/>
-        </w:rPr>
-      </w:pPr>
-      <w:r>
-        <w:rPr>
-          <w:rFonts w:ascii="Times New Roman" w:hAnsi="Times New Roman" w:cs="Times New Roman"/>
-          <w:color w:val="0D0D0D" w:themeColor="text1" w:themeTint="F2"/>
-          <w:sz w:val="24"/>
-          <w:szCs w:val="24"/>
-        </w:rPr>
-        <w:t>10</w:t>
+          <w:rFonts w:ascii="Arial" w:hAnsi="Arial" w:cs="Arial"/>
+          <w:sz w:val="24"/>
+          <w:szCs w:val="24"/>
+        </w:rPr>
+      </w:pPr>
+      <w:r>
+        <w:rPr>
+          <w:rFonts w:ascii="Arial" w:hAnsi="Arial" w:cs="Arial"/>
+          <w:sz w:val="24"/>
+          <w:szCs w:val="24"/>
+        </w:rPr>
+        <w:t>45</w:t>
       </w:r>
     </w:p>
     <w:p>
@@ -261,23 +1671,21 @@
         <w:pStyle w:val="Prrafodelista"/>
         <w:numPr>
           <w:ilvl w:val="0"/>
-          <w:numId w:val="2"/>
+          <w:numId w:val="6"/>
         </w:numPr>
         <w:rPr>
-          <w:rFonts w:ascii="Times New Roman" w:hAnsi="Times New Roman" w:cs="Times New Roman"/>
-          <w:color w:val="0D0D0D" w:themeColor="text1" w:themeTint="F2"/>
-          <w:sz w:val="24"/>
-          <w:szCs w:val="24"/>
-        </w:rPr>
-      </w:pPr>
-      <w:r>
-        <w:rPr>
-          <w:rFonts w:ascii="Times New Roman" w:hAnsi="Times New Roman" w:cs="Times New Roman"/>
-          <w:color w:val="0D0D0D" w:themeColor="text1" w:themeTint="F2"/>
-          <w:sz w:val="24"/>
-          <w:szCs w:val="24"/>
-        </w:rPr>
-        <w:t>12</w:t>
+          <w:rFonts w:ascii="Arial" w:hAnsi="Arial" w:cs="Arial"/>
+          <w:sz w:val="24"/>
+          <w:szCs w:val="24"/>
+        </w:rPr>
+      </w:pPr>
+      <w:r>
+        <w:rPr>
+          <w:rFonts w:ascii="Arial" w:hAnsi="Arial" w:cs="Arial"/>
+          <w:sz w:val="24"/>
+          <w:szCs w:val="24"/>
+        </w:rPr>
+        <w:t>36</w:t>
       </w:r>
     </w:p>
     <w:p>
@@ -285,28 +1693,32 @@
         <w:pStyle w:val="Prrafodelista"/>
         <w:numPr>
           <w:ilvl w:val="0"/>
-          <w:numId w:val="2"/>
+          <w:numId w:val="6"/>
         </w:numPr>
         <w:rPr>
-          <w:rFonts w:ascii="Times New Roman" w:hAnsi="Times New Roman" w:cs="Times New Roman"/>
-          <w:color w:val="0D0D0D" w:themeColor="text1" w:themeTint="F2"/>
-          <w:sz w:val="24"/>
-          <w:szCs w:val="24"/>
-        </w:rPr>
-      </w:pPr>
-      <w:r>
-        <w:rPr>
-          <w:rFonts w:ascii="Times New Roman" w:hAnsi="Times New Roman" w:cs="Times New Roman"/>
-          <w:color w:val="0D0D0D" w:themeColor="text1" w:themeTint="F2"/>
-          <w:sz w:val="24"/>
-          <w:szCs w:val="24"/>
-        </w:rPr>
-        <w:t>14</w:t>
-      </w:r>
-    </w:p>
-    <w:p>
-      <w:bookmarkStart w:id="0" w:name="_GoBack"/>
-      <w:bookmarkEnd w:id="0"/>
+          <w:rFonts w:ascii="Arial" w:hAnsi="Arial" w:cs="Arial"/>
+          <w:sz w:val="24"/>
+          <w:szCs w:val="24"/>
+        </w:rPr>
+      </w:pPr>
+      <w:r>
+        <w:rPr>
+          <w:rFonts w:ascii="Arial" w:hAnsi="Arial" w:cs="Arial"/>
+          <w:sz w:val="24"/>
+          <w:szCs w:val="24"/>
+        </w:rPr>
+        <w:t xml:space="preserve">  9</w:t>
+      </w:r>
+    </w:p>
+    <w:p>
+      <w:pPr>
+        <w:rPr>
+          <w:rFonts w:ascii="Arial" w:hAnsi="Arial" w:cs="Arial"/>
+          <w:b/>
+          <w:sz w:val="24"/>
+          <w:szCs w:val="24"/>
+        </w:rPr>
+      </w:pPr>
     </w:p>
     <w:sectPr>
       <w:pgSz w:w="11906" w:h="16838"/>
@@ -319,8 +1731,186 @@
 </file>
 
 <file path=word/numbering.xml><?xml version="1.0" encoding="utf-8"?>
-<w:numbering xmlns:wpc="http://schemas.microsoft.com/office/word/2010/wordprocessingCanvas" xmlns:cx="http://schemas.microsoft.com/office/drawing/2014/chartex" xmlns:cx1="http://schemas.microsoft.com/office/drawing/2015/9/8/chartex" xmlns:cx2="http://schemas.microsoft.com/office/drawing/2015/10/21/chartex" xmlns:cx3="http://schemas.microsoft.com/office/drawing/2016/5/9/chartex" xmlns:cx4="http://schemas.microsoft.com/office/drawing/2016/5/10/chartex" xmlns:cx5="http://schemas.microsoft.com/office/drawing/2016/5/11/chartex" xmlns:cx6="http://schemas.microsoft.com/office/drawing/2016/5/12/chartex" xmlns:cx7="http://schemas.microsoft.com/office/drawing/2016/5/13/chartex" xmlns:cx8="http://schemas.microsoft.com/office/drawing/2016/5/14/chartex" xmlns:mc="http://schemas.openxmlformats.org/markup-compatibility/2006" xmlns:aink="http://schemas.microsoft.com/office/drawing/2016/ink" xmlns:am3d="http://schemas.microsoft.com/office/drawing/2017/model3d" xmlns:o="urn:schemas-microsoft-com:office:office" xmlns:r="http://schemas.openxmlformats.org/officeDocument/2006/relationships" xmlns:m="http://schemas.openxmlformats.org/officeDocument/2006/math" xmlns:v="urn:schemas-microsoft-com:vml" xmlns:wp14="http://schemas.microsoft.com/office/word/2010/wordprocessingDrawing" xmlns:wp="http://schemas.openxmlformats.org/drawingml/2006/wordprocessingDrawing" xmlns:w10="urn:schemas-microsoft-com:office:word" xmlns:w="http://schemas.openxmlformats.org/wordprocessingml/2006/main" xmlns:w14="http://schemas.microsoft.com/office/word/2010/wordml" xmlns:w15="http://schemas.microsoft.com/office/word/2012/wordml" xmlns:w16cid="http://schemas.microsoft.com/office/word/2016/wordml/cid" xmlns:w16se="http://schemas.microsoft.com/office/word/2015/wordml/symex" xmlns:wpg="http://schemas.microsoft.com/office/word/2010/wordprocessingGroup" xmlns:wpi="http://schemas.microsoft.com/office/word/2010/wordprocessingInk" xmlns:wne="http://schemas.microsoft.com/office/word/2006/wordml" xmlns:wps="http://schemas.microsoft.com/office/word/2010/wordprocessingShape" mc:Ignorable="w14 w15 w16se w16cid wp14">
+<w:numbering xmlns:wpc="http://schemas.microsoft.com/office/word/2010/wordprocessingCanvas" xmlns:cx="http://schemas.microsoft.com/office/drawing/2014/chartex" xmlns:cx1="http://schemas.microsoft.com/office/drawing/2015/9/8/chartex" xmlns:cx2="http://schemas.microsoft.com/office/drawing/2015/10/21/chartex" xmlns:cx3="http://schemas.microsoft.com/office/drawing/2016/5/9/chartex" xmlns:cx4="http://schemas.microsoft.com/office/drawing/2016/5/10/chartex" xmlns:cx5="http://schemas.microsoft.com/office/drawing/2016/5/11/chartex" xmlns:cx6="http://schemas.microsoft.com/office/drawing/2016/5/12/chartex" xmlns:cx7="http://schemas.microsoft.com/office/drawing/2016/5/13/chartex" xmlns:cx8="http://schemas.microsoft.com/office/drawing/2016/5/14/chartex" xmlns:mc="http://schemas.openxmlformats.org/markup-compatibility/2006" xmlns:aink="http://schemas.microsoft.com/office/drawing/2016/ink" xmlns:am3d="http://schemas.microsoft.com/office/drawing/2017/model3d" xmlns:o="urn:schemas-microsoft-com:office:office" xmlns:oel="http://schemas.microsoft.com/office/2019/extlst" xmlns:r="http://schemas.openxmlformats.org/officeDocument/2006/relationships" xmlns:m="http://schemas.openxmlformats.org/officeDocument/2006/math" xmlns:v="urn:schemas-microsoft-com:vml" xmlns:wp14="http://schemas.microsoft.com/office/word/2010/wordprocessingDrawing" xmlns:wp="http://schemas.openxmlformats.org/drawingml/2006/wordprocessingDrawing" xmlns:w10="urn:schemas-microsoft-com:office:word" xmlns:w="http://schemas.openxmlformats.org/wordprocessingml/2006/main" xmlns:w14="http://schemas.microsoft.com/office/word/2010/wordml" xmlns:w15="http://schemas.microsoft.com/office/word/2012/wordml" xmlns:w16cex="http://schemas.microsoft.com/office/word/2018/wordml/cex" xmlns:w16cid="http://schemas.microsoft.com/office/word/2016/wordml/cid" xmlns:w16="http://schemas.microsoft.com/office/word/2018/wordml" xmlns:w16du="http://schemas.microsoft.com/office/word/2023/wordml/word16du" xmlns:w16sdtdh="http://schemas.microsoft.com/office/word/2020/wordml/sdtdatahash" xmlns:w16sdtfl="http://schemas.microsoft.com/office/word/2024/wordml/sdtformatlock" xmlns:w16se="http://schemas.microsoft.com/office/word/2015/wordml/symex" xmlns:wpg="http://schemas.microsoft.com/office/word/2010/wordprocessingGroup" xmlns:wpi="http://schemas.microsoft.com/office/word/2010/wordprocessingInk" xmlns:wne="http://schemas.microsoft.com/office/word/2006/wordml" xmlns:wps="http://schemas.microsoft.com/office/word/2010/wordprocessingShape" mc:Ignorable="w14 w15 w16se w16cid w16 w16cex w16sdtdh w16sdtfl w16du wp14">
   <w:abstractNum w:abstractNumId="0" w15:restartNumberingAfterBreak="0">
+    <w:nsid w:val="1EC77F0E"/>
+    <w:multiLevelType w:val="hybridMultilevel"/>
+    <w:tmpl w:val="21ECE2A0"/>
+    <w:lvl w:ilvl="0" w:tplc="5C2A410E">
+      <w:start w:val="1"/>
+      <w:numFmt w:val="upperLetter"/>
+      <w:lvlText w:val="%1)"/>
+      <w:lvlJc w:val="left"/>
+      <w:pPr>
+        <w:ind w:left="1080" w:hanging="360"/>
+      </w:pPr>
+      <w:rPr>
+        <w:rFonts w:hint="default"/>
+      </w:rPr>
+    </w:lvl>
+    <w:lvl w:ilvl="1" w:tplc="280A0019" w:tentative="1">
+      <w:start w:val="1"/>
+      <w:numFmt w:val="lowerLetter"/>
+      <w:lvlText w:val="%2."/>
+      <w:lvlJc w:val="left"/>
+      <w:pPr>
+        <w:ind w:left="1800" w:hanging="360"/>
+      </w:pPr>
+    </w:lvl>
+    <w:lvl w:ilvl="2" w:tplc="280A001B" w:tentative="1">
+      <w:start w:val="1"/>
+      <w:numFmt w:val="lowerRoman"/>
+      <w:lvlText w:val="%3."/>
+      <w:lvlJc w:val="right"/>
+      <w:pPr>
+        <w:ind w:left="2520" w:hanging="180"/>
+      </w:pPr>
+    </w:lvl>
+    <w:lvl w:ilvl="3" w:tplc="280A000F" w:tentative="1">
+      <w:start w:val="1"/>
+      <w:numFmt w:val="decimal"/>
+      <w:lvlText w:val="%4."/>
+      <w:lvlJc w:val="left"/>
+      <w:pPr>
+        <w:ind w:left="3240" w:hanging="360"/>
+      </w:pPr>
+    </w:lvl>
+    <w:lvl w:ilvl="4" w:tplc="280A0019" w:tentative="1">
+      <w:start w:val="1"/>
+      <w:numFmt w:val="lowerLetter"/>
+      <w:lvlText w:val="%5."/>
+      <w:lvlJc w:val="left"/>
+      <w:pPr>
+        <w:ind w:left="3960" w:hanging="360"/>
+      </w:pPr>
+    </w:lvl>
+    <w:lvl w:ilvl="5" w:tplc="280A001B" w:tentative="1">
+      <w:start w:val="1"/>
+      <w:numFmt w:val="lowerRoman"/>
+      <w:lvlText w:val="%6."/>
+      <w:lvlJc w:val="right"/>
+      <w:pPr>
+        <w:ind w:left="4680" w:hanging="180"/>
+      </w:pPr>
+    </w:lvl>
+    <w:lvl w:ilvl="6" w:tplc="280A000F" w:tentative="1">
+      <w:start w:val="1"/>
+      <w:numFmt w:val="decimal"/>
+      <w:lvlText w:val="%7."/>
+      <w:lvlJc w:val="left"/>
+      <w:pPr>
+        <w:ind w:left="5400" w:hanging="360"/>
+      </w:pPr>
+    </w:lvl>
+    <w:lvl w:ilvl="7" w:tplc="280A0019" w:tentative="1">
+      <w:start w:val="1"/>
+      <w:numFmt w:val="lowerLetter"/>
+      <w:lvlText w:val="%8."/>
+      <w:lvlJc w:val="left"/>
+      <w:pPr>
+        <w:ind w:left="6120" w:hanging="360"/>
+      </w:pPr>
+    </w:lvl>
+    <w:lvl w:ilvl="8" w:tplc="280A001B" w:tentative="1">
+      <w:start w:val="1"/>
+      <w:numFmt w:val="lowerRoman"/>
+      <w:lvlText w:val="%9."/>
+      <w:lvlJc w:val="right"/>
+      <w:pPr>
+        <w:ind w:left="6840" w:hanging="180"/>
+      </w:pPr>
+    </w:lvl>
+  </w:abstractNum>
+  <w:abstractNum w:abstractNumId="1" w15:restartNumberingAfterBreak="0">
+    <w:nsid w:val="2C3228CD"/>
+    <w:multiLevelType w:val="hybridMultilevel"/>
+    <w:tmpl w:val="DB365466"/>
+    <w:lvl w:ilvl="0" w:tplc="A7A293F0">
+      <w:start w:val="1"/>
+      <w:numFmt w:val="upperLetter"/>
+      <w:lvlText w:val="%1)"/>
+      <w:lvlJc w:val="left"/>
+      <w:pPr>
+        <w:ind w:left="1080" w:hanging="360"/>
+      </w:pPr>
+      <w:rPr>
+        <w:rFonts w:hint="default"/>
+      </w:rPr>
+    </w:lvl>
+    <w:lvl w:ilvl="1" w:tplc="280A0019" w:tentative="1">
+      <w:start w:val="1"/>
+      <w:numFmt w:val="lowerLetter"/>
+      <w:lvlText w:val="%2."/>
+      <w:lvlJc w:val="left"/>
+      <w:pPr>
+        <w:ind w:left="1800" w:hanging="360"/>
+      </w:pPr>
+    </w:lvl>
+    <w:lvl w:ilvl="2" w:tplc="280A001B" w:tentative="1">
+      <w:start w:val="1"/>
+      <w:numFmt w:val="lowerRoman"/>
+      <w:lvlText w:val="%3."/>
+      <w:lvlJc w:val="right"/>
+      <w:pPr>
+        <w:ind w:left="2520" w:hanging="180"/>
+      </w:pPr>
+    </w:lvl>
+    <w:lvl w:ilvl="3" w:tplc="280A000F" w:tentative="1">
+      <w:start w:val="1"/>
+      <w:numFmt w:val="decimal"/>
+      <w:lvlText w:val="%4."/>
+      <w:lvlJc w:val="left"/>
+      <w:pPr>
+        <w:ind w:left="3240" w:hanging="360"/>
+      </w:pPr>
+    </w:lvl>
+    <w:lvl w:ilvl="4" w:tplc="280A0019" w:tentative="1">
+      <w:start w:val="1"/>
+      <w:numFmt w:val="lowerLetter"/>
+      <w:lvlText w:val="%5."/>
+      <w:lvlJc w:val="left"/>
+      <w:pPr>
+        <w:ind w:left="3960" w:hanging="360"/>
+      </w:pPr>
+    </w:lvl>
+    <w:lvl w:ilvl="5" w:tplc="280A001B" w:tentative="1">
+      <w:start w:val="1"/>
+      <w:numFmt w:val="lowerRoman"/>
+      <w:lvlText w:val="%6."/>
+      <w:lvlJc w:val="right"/>
+      <w:pPr>
+        <w:ind w:left="4680" w:hanging="180"/>
+      </w:pPr>
+    </w:lvl>
+    <w:lvl w:ilvl="6" w:tplc="280A000F" w:tentative="1">
+      <w:start w:val="1"/>
+      <w:numFmt w:val="decimal"/>
+      <w:lvlText w:val="%7."/>
+      <w:lvlJc w:val="left"/>
+      <w:pPr>
+        <w:ind w:left="5400" w:hanging="360"/>
+      </w:pPr>
+    </w:lvl>
+    <w:lvl w:ilvl="7" w:tplc="280A0019" w:tentative="1">
+      <w:start w:val="1"/>
+      <w:numFmt w:val="lowerLetter"/>
+      <w:lvlText w:val="%8."/>
+      <w:lvlJc w:val="left"/>
+      <w:pPr>
+        <w:ind w:left="6120" w:hanging="360"/>
+      </w:pPr>
+    </w:lvl>
+    <w:lvl w:ilvl="8" w:tplc="280A001B" w:tentative="1">
+      <w:start w:val="1"/>
+      <w:numFmt w:val="lowerRoman"/>
+      <w:lvlText w:val="%9."/>
+      <w:lvlJc w:val="right"/>
+      <w:pPr>
+        <w:ind w:left="6840" w:hanging="180"/>
+      </w:pPr>
+    </w:lvl>
+  </w:abstractNum>
+  <w:abstractNum w:abstractNumId="2" w15:restartNumberingAfterBreak="0">
     <w:nsid w:val="2FFE64C8"/>
     <w:multiLevelType w:val="hybridMultilevel"/>
     <w:tmpl w:val="76AAD3C2"/>
@@ -336,7 +1926,7 @@
         <w:rFonts w:hint="default"/>
       </w:rPr>
     </w:lvl>
-    <w:lvl w:ilvl="1" w:tplc="280A0019">
+    <w:lvl w:ilvl="1" w:tplc="280A0019" w:tentative="1">
       <w:start w:val="1"/>
       <w:numFmt w:val="lowerLetter"/>
       <w:lvlText w:val="%2."/>
@@ -345,7 +1935,7 @@
         <w:ind w:left="1800" w:hanging="360"/>
       </w:pPr>
     </w:lvl>
-    <w:lvl w:ilvl="2" w:tplc="280A001B">
+    <w:lvl w:ilvl="2" w:tplc="280A001B" w:tentative="1">
       <w:start w:val="1"/>
       <w:numFmt w:val="lowerRoman"/>
       <w:lvlText w:val="%3."/>
@@ -409,7 +1999,96 @@
       </w:pPr>
     </w:lvl>
   </w:abstractNum>
-  <w:abstractNum w:abstractNumId="1" w15:restartNumberingAfterBreak="0">
+  <w:abstractNum w:abstractNumId="3" w15:restartNumberingAfterBreak="0">
+    <w:nsid w:val="552407C2"/>
+    <w:multiLevelType w:val="hybridMultilevel"/>
+    <w:tmpl w:val="C58292E4"/>
+    <w:lvl w:ilvl="0" w:tplc="6C10323E">
+      <w:start w:val="1"/>
+      <w:numFmt w:val="upperLetter"/>
+      <w:lvlText w:val="%1)"/>
+      <w:lvlJc w:val="left"/>
+      <w:pPr>
+        <w:ind w:left="1080" w:hanging="360"/>
+      </w:pPr>
+      <w:rPr>
+        <w:rFonts w:hint="default"/>
+      </w:rPr>
+    </w:lvl>
+    <w:lvl w:ilvl="1" w:tplc="280A0019" w:tentative="1">
+      <w:start w:val="1"/>
+      <w:numFmt w:val="lowerLetter"/>
+      <w:lvlText w:val="%2."/>
+      <w:lvlJc w:val="left"/>
+      <w:pPr>
+        <w:ind w:left="1800" w:hanging="360"/>
+      </w:pPr>
+    </w:lvl>
+    <w:lvl w:ilvl="2" w:tplc="280A001B" w:tentative="1">
+      <w:start w:val="1"/>
+      <w:numFmt w:val="lowerRoman"/>
+      <w:lvlText w:val="%3."/>
+      <w:lvlJc w:val="right"/>
+      <w:pPr>
+        <w:ind w:left="2520" w:hanging="180"/>
+      </w:pPr>
+    </w:lvl>
+    <w:lvl w:ilvl="3" w:tplc="280A000F" w:tentative="1">
+      <w:start w:val="1"/>
+      <w:numFmt w:val="decimal"/>
+      <w:lvlText w:val="%4."/>
+      <w:lvlJc w:val="left"/>
+      <w:pPr>
+        <w:ind w:left="3240" w:hanging="360"/>
+      </w:pPr>
+    </w:lvl>
+    <w:lvl w:ilvl="4" w:tplc="280A0019" w:tentative="1">
+      <w:start w:val="1"/>
+      <w:numFmt w:val="lowerLetter"/>
+      <w:lvlText w:val="%5."/>
+      <w:lvlJc w:val="left"/>
+      <w:pPr>
+        <w:ind w:left="3960" w:hanging="360"/>
+      </w:pPr>
+    </w:lvl>
+    <w:lvl w:ilvl="5" w:tplc="280A001B" w:tentative="1">
+      <w:start w:val="1"/>
+      <w:numFmt w:val="lowerRoman"/>
+      <w:lvlText w:val="%6."/>
+      <w:lvlJc w:val="right"/>
+      <w:pPr>
+        <w:ind w:left="4680" w:hanging="180"/>
+      </w:pPr>
+    </w:lvl>
+    <w:lvl w:ilvl="6" w:tplc="280A000F" w:tentative="1">
+      <w:start w:val="1"/>
+      <w:numFmt w:val="decimal"/>
+      <w:lvlText w:val="%7."/>
+      <w:lvlJc w:val="left"/>
+      <w:pPr>
+        <w:ind w:left="5400" w:hanging="360"/>
+      </w:pPr>
+    </w:lvl>
+    <w:lvl w:ilvl="7" w:tplc="280A0019" w:tentative="1">
+      <w:start w:val="1"/>
+      <w:numFmt w:val="lowerLetter"/>
+      <w:lvlText w:val="%8."/>
+      <w:lvlJc w:val="left"/>
+      <w:pPr>
+        <w:ind w:left="6120" w:hanging="360"/>
+      </w:pPr>
+    </w:lvl>
+    <w:lvl w:ilvl="8" w:tplc="280A001B" w:tentative="1">
+      <w:start w:val="1"/>
+      <w:numFmt w:val="lowerRoman"/>
+      <w:lvlText w:val="%9."/>
+      <w:lvlJc w:val="right"/>
+      <w:pPr>
+        <w:ind w:left="6840" w:hanging="180"/>
+      </w:pPr>
+    </w:lvl>
+  </w:abstractNum>
+  <w:abstractNum w:abstractNumId="4" w15:restartNumberingAfterBreak="0">
     <w:nsid w:val="7608718B"/>
     <w:multiLevelType w:val="hybridMultilevel"/>
     <w:tmpl w:val="BC0812B4"/>
@@ -499,24 +2178,127 @@
       </w:pPr>
     </w:lvl>
   </w:abstractNum>
-  <w:num w:numId="1">
+  <w:abstractNum w:abstractNumId="5" w15:restartNumberingAfterBreak="0">
+    <w:nsid w:val="78094886"/>
+    <w:multiLevelType w:val="hybridMultilevel"/>
+    <w:tmpl w:val="C2608030"/>
+    <w:lvl w:ilvl="0" w:tplc="79425BD0">
+      <w:start w:val="1"/>
+      <w:numFmt w:val="upperLetter"/>
+      <w:lvlText w:val="%1)"/>
+      <w:lvlJc w:val="left"/>
+      <w:pPr>
+        <w:ind w:left="1080" w:hanging="360"/>
+      </w:pPr>
+      <w:rPr>
+        <w:rFonts w:hint="default"/>
+      </w:rPr>
+    </w:lvl>
+    <w:lvl w:ilvl="1" w:tplc="280A0019" w:tentative="1">
+      <w:start w:val="1"/>
+      <w:numFmt w:val="lowerLetter"/>
+      <w:lvlText w:val="%2."/>
+      <w:lvlJc w:val="left"/>
+      <w:pPr>
+        <w:ind w:left="1800" w:hanging="360"/>
+      </w:pPr>
+    </w:lvl>
+    <w:lvl w:ilvl="2" w:tplc="280A001B" w:tentative="1">
+      <w:start w:val="1"/>
+      <w:numFmt w:val="lowerRoman"/>
+      <w:lvlText w:val="%3."/>
+      <w:lvlJc w:val="right"/>
+      <w:pPr>
+        <w:ind w:left="2520" w:hanging="180"/>
+      </w:pPr>
+    </w:lvl>
+    <w:lvl w:ilvl="3" w:tplc="280A000F" w:tentative="1">
+      <w:start w:val="1"/>
+      <w:numFmt w:val="decimal"/>
+      <w:lvlText w:val="%4."/>
+      <w:lvlJc w:val="left"/>
+      <w:pPr>
+        <w:ind w:left="3240" w:hanging="360"/>
+      </w:pPr>
+    </w:lvl>
+    <w:lvl w:ilvl="4" w:tplc="280A0019" w:tentative="1">
+      <w:start w:val="1"/>
+      <w:numFmt w:val="lowerLetter"/>
+      <w:lvlText w:val="%5."/>
+      <w:lvlJc w:val="left"/>
+      <w:pPr>
+        <w:ind w:left="3960" w:hanging="360"/>
+      </w:pPr>
+    </w:lvl>
+    <w:lvl w:ilvl="5" w:tplc="280A001B" w:tentative="1">
+      <w:start w:val="1"/>
+      <w:numFmt w:val="lowerRoman"/>
+      <w:lvlText w:val="%6."/>
+      <w:lvlJc w:val="right"/>
+      <w:pPr>
+        <w:ind w:left="4680" w:hanging="180"/>
+      </w:pPr>
+    </w:lvl>
+    <w:lvl w:ilvl="6" w:tplc="280A000F" w:tentative="1">
+      <w:start w:val="1"/>
+      <w:numFmt w:val="decimal"/>
+      <w:lvlText w:val="%7."/>
+      <w:lvlJc w:val="left"/>
+      <w:pPr>
+        <w:ind w:left="5400" w:hanging="360"/>
+      </w:pPr>
+    </w:lvl>
+    <w:lvl w:ilvl="7" w:tplc="280A0019" w:tentative="1">
+      <w:start w:val="1"/>
+      <w:numFmt w:val="lowerLetter"/>
+      <w:lvlText w:val="%8."/>
+      <w:lvlJc w:val="left"/>
+      <w:pPr>
+        <w:ind w:left="6120" w:hanging="360"/>
+      </w:pPr>
+    </w:lvl>
+    <w:lvl w:ilvl="8" w:tplc="280A001B" w:tentative="1">
+      <w:start w:val="1"/>
+      <w:numFmt w:val="lowerRoman"/>
+      <w:lvlText w:val="%9."/>
+      <w:lvlJc w:val="right"/>
+      <w:pPr>
+        <w:ind w:left="6840" w:hanging="180"/>
+      </w:pPr>
+    </w:lvl>
+  </w:abstractNum>
+  <w:num w:numId="1" w16cid:durableId="1409115208">
+    <w:abstractNumId w:val="4"/>
+  </w:num>
+  <w:num w:numId="2" w16cid:durableId="1267956083">
+    <w:abstractNumId w:val="0"/>
+  </w:num>
+  <w:num w:numId="3" w16cid:durableId="1830756015">
+    <w:abstractNumId w:val="3"/>
+  </w:num>
+  <w:num w:numId="4" w16cid:durableId="1748530723">
+    <w:abstractNumId w:val="5"/>
+  </w:num>
+  <w:num w:numId="5" w16cid:durableId="288779938">
     <w:abstractNumId w:val="1"/>
   </w:num>
-  <w:num w:numId="2">
-    <w:abstractNumId w:val="0"/>
+  <w:num w:numId="6" w16cid:durableId="1692295795">
+    <w:abstractNumId w:val="2"/>
   </w:num>
 </w:numbering>
 </file>
 
 <file path=word/styles.xml><?xml version="1.0" encoding="utf-8"?>
-<w:styles xmlns:mc="http://schemas.openxmlformats.org/markup-compatibility/2006" xmlns:r="http://schemas.openxmlformats.org/officeDocument/2006/relationships" xmlns:w="http://schemas.openxmlformats.org/wordprocessingml/2006/main" xmlns:w14="http://schemas.microsoft.com/office/word/2010/wordml" xmlns:w15="http://schemas.microsoft.com/office/word/2012/wordml" xmlns:w16cid="http://schemas.microsoft.com/office/word/2016/wordml/cid" xmlns:w16se="http://schemas.microsoft.com/office/word/2015/wordml/symex" mc:Ignorable="w14 w15 w16se w16cid">
+<w:styles xmlns:mc="http://schemas.openxmlformats.org/markup-compatibility/2006" xmlns:r="http://schemas.openxmlformats.org/officeDocument/2006/relationships" xmlns:w="http://schemas.openxmlformats.org/wordprocessingml/2006/main" xmlns:w14="http://schemas.microsoft.com/office/word/2010/wordml" xmlns:w15="http://schemas.microsoft.com/office/word/2012/wordml" xmlns:w16cex="http://schemas.microsoft.com/office/word/2018/wordml/cex" xmlns:w16cid="http://schemas.microsoft.com/office/word/2016/wordml/cid" xmlns:w16="http://schemas.microsoft.com/office/word/2018/wordml" xmlns:w16du="http://schemas.microsoft.com/office/word/2023/wordml/word16du" xmlns:w16sdtdh="http://schemas.microsoft.com/office/word/2020/wordml/sdtdatahash" xmlns:w16sdtfl="http://schemas.microsoft.com/office/word/2024/wordml/sdtformatlock" xmlns:w16se="http://schemas.microsoft.com/office/word/2015/wordml/symex" mc:Ignorable="w14 w15 w16se w16cid w16 w16cex w16sdtdh w16sdtfl w16du">
   <w:docDefaults>
     <w:rPrDefault>
       <w:rPr>
         <w:rFonts w:asciiTheme="minorHAnsi" w:eastAsiaTheme="minorHAnsi" w:hAnsiTheme="minorHAnsi" w:cstheme="minorBidi"/>
+        <w:kern w:val="2"/>
         <w:sz w:val="22"/>
         <w:szCs w:val="22"/>
         <w:lang w:val="es-PE" w:eastAsia="en-US" w:bidi="ar-SA"/>
+        <w14:ligatures w14:val="standardContextual"/>
       </w:rPr>
     </w:rPrDefault>
     <w:pPrDefault>
@@ -525,7 +2307,7 @@
       </w:pPr>
     </w:pPrDefault>
   </w:docDefaults>
-  <w:latentStyles w:defLockedState="0" w:defUIPriority="99" w:defSemiHidden="0" w:defUnhideWhenUsed="0" w:defQFormat="0" w:count="375">
+  <w:latentStyles w:defLockedState="0" w:defUIPriority="99" w:defSemiHidden="0" w:defUnhideWhenUsed="0" w:defQFormat="0" w:count="376">
     <w:lsdException w:name="Normal" w:uiPriority="0" w:qFormat="1"/>
     <w:lsdException w:name="heading 1" w:uiPriority="9" w:qFormat="1"/>
     <w:lsdException w:name="heading 2" w:semiHidden="1" w:uiPriority="9" w:unhideWhenUsed="1" w:qFormat="1"/>
@@ -901,10 +2683,215 @@
     <w:lsdException w:name="Smart Hyperlink" w:semiHidden="1" w:unhideWhenUsed="1"/>
     <w:lsdException w:name="Hashtag" w:semiHidden="1" w:unhideWhenUsed="1"/>
     <w:lsdException w:name="Unresolved Mention" w:semiHidden="1" w:unhideWhenUsed="1"/>
+    <w:lsdException w:name="Smart Link" w:semiHidden="1" w:unhideWhenUsed="1"/>
   </w:latentStyles>
   <w:style w:type="paragraph" w:default="1" w:styleId="Normal">
     <w:name w:val="Normal"/>
     <w:qFormat/>
+    <w:rsid w:val="002353E3"/>
+    <w:rPr>
+      <w:kern w:val="0"/>
+      <w14:ligatures w14:val="none"/>
+    </w:rPr>
+  </w:style>
+  <w:style w:type="paragraph" w:styleId="Ttulo1">
+    <w:name w:val="heading 1"/>
+    <w:basedOn w:val="Normal"/>
+    <w:next w:val="Normal"/>
+    <w:link w:val="Ttulo1Car"/>
+    <w:uiPriority w:val="9"/>
+    <w:qFormat/>
+    <w:rsid w:val="00160A65"/>
+    <w:pPr>
+      <w:keepNext/>
+      <w:keepLines/>
+      <w:spacing w:before="360" w:after="80"/>
+      <w:outlineLvl w:val="0"/>
+    </w:pPr>
+    <w:rPr>
+      <w:rFonts w:asciiTheme="majorHAnsi" w:eastAsiaTheme="majorEastAsia" w:hAnsiTheme="majorHAnsi" w:cstheme="majorBidi"/>
+      <w:color w:val="2F5496" w:themeColor="accent1" w:themeShade="BF"/>
+      <w:sz w:val="40"/>
+      <w:szCs w:val="40"/>
+    </w:rPr>
+  </w:style>
+  <w:style w:type="paragraph" w:styleId="Ttulo2">
+    <w:name w:val="heading 2"/>
+    <w:basedOn w:val="Normal"/>
+    <w:next w:val="Normal"/>
+    <w:link w:val="Ttulo2Car"/>
+    <w:uiPriority w:val="9"/>
+    <w:semiHidden/>
+    <w:unhideWhenUsed/>
+    <w:qFormat/>
+    <w:rsid w:val="00160A65"/>
+    <w:pPr>
+      <w:keepNext/>
+      <w:keepLines/>
+      <w:spacing w:before="160" w:after="80"/>
+      <w:outlineLvl w:val="1"/>
+    </w:pPr>
+    <w:rPr>
+      <w:rFonts w:asciiTheme="majorHAnsi" w:eastAsiaTheme="majorEastAsia" w:hAnsiTheme="majorHAnsi" w:cstheme="majorBidi"/>
+      <w:color w:val="2F5496" w:themeColor="accent1" w:themeShade="BF"/>
+      <w:sz w:val="32"/>
+      <w:szCs w:val="32"/>
+    </w:rPr>
+  </w:style>
+  <w:style w:type="paragraph" w:styleId="Ttulo3">
+    <w:name w:val="heading 3"/>
+    <w:basedOn w:val="Normal"/>
+    <w:next w:val="Normal"/>
+    <w:link w:val="Ttulo3Car"/>
+    <w:uiPriority w:val="9"/>
+    <w:semiHidden/>
+    <w:unhideWhenUsed/>
+    <w:qFormat/>
+    <w:rsid w:val="00160A65"/>
+    <w:pPr>
+      <w:keepNext/>
+      <w:keepLines/>
+      <w:spacing w:before="160" w:after="80"/>
+      <w:outlineLvl w:val="2"/>
+    </w:pPr>
+    <w:rPr>
+      <w:rFonts w:eastAsiaTheme="majorEastAsia" w:cstheme="majorBidi"/>
+      <w:color w:val="2F5496" w:themeColor="accent1" w:themeShade="BF"/>
+      <w:sz w:val="28"/>
+      <w:szCs w:val="28"/>
+    </w:rPr>
+  </w:style>
+  <w:style w:type="paragraph" w:styleId="Ttulo4">
+    <w:name w:val="heading 4"/>
+    <w:basedOn w:val="Normal"/>
+    <w:next w:val="Normal"/>
+    <w:link w:val="Ttulo4Car"/>
+    <w:uiPriority w:val="9"/>
+    <w:semiHidden/>
+    <w:unhideWhenUsed/>
+    <w:qFormat/>
+    <w:rsid w:val="00160A65"/>
+    <w:pPr>
+      <w:keepNext/>
+      <w:keepLines/>
+      <w:spacing w:before="80" w:after="40"/>
+      <w:outlineLvl w:val="3"/>
+    </w:pPr>
+    <w:rPr>
+      <w:rFonts w:eastAsiaTheme="majorEastAsia" w:cstheme="majorBidi"/>
+      <w:i/>
+      <w:iCs/>
+      <w:color w:val="2F5496" w:themeColor="accent1" w:themeShade="BF"/>
+    </w:rPr>
+  </w:style>
+  <w:style w:type="paragraph" w:styleId="Ttulo5">
+    <w:name w:val="heading 5"/>
+    <w:basedOn w:val="Normal"/>
+    <w:next w:val="Normal"/>
+    <w:link w:val="Ttulo5Car"/>
+    <w:uiPriority w:val="9"/>
+    <w:semiHidden/>
+    <w:unhideWhenUsed/>
+    <w:qFormat/>
+    <w:rsid w:val="00160A65"/>
+    <w:pPr>
+      <w:keepNext/>
+      <w:keepLines/>
+      <w:spacing w:before="80" w:after="40"/>
+      <w:outlineLvl w:val="4"/>
+    </w:pPr>
+    <w:rPr>
+      <w:rFonts w:eastAsiaTheme="majorEastAsia" w:cstheme="majorBidi"/>
+      <w:color w:val="2F5496" w:themeColor="accent1" w:themeShade="BF"/>
+    </w:rPr>
+  </w:style>
+  <w:style w:type="paragraph" w:styleId="Ttulo6">
+    <w:name w:val="heading 6"/>
+    <w:basedOn w:val="Normal"/>
+    <w:next w:val="Normal"/>
+    <w:link w:val="Ttulo6Car"/>
+    <w:uiPriority w:val="9"/>
+    <w:semiHidden/>
+    <w:unhideWhenUsed/>
+    <w:qFormat/>
+    <w:rsid w:val="00160A65"/>
+    <w:pPr>
+      <w:keepNext/>
+      <w:keepLines/>
+      <w:spacing w:before="40" w:after="0"/>
+      <w:outlineLvl w:val="5"/>
+    </w:pPr>
+    <w:rPr>
+      <w:rFonts w:eastAsiaTheme="majorEastAsia" w:cstheme="majorBidi"/>
+      <w:i/>
+      <w:iCs/>
+      <w:color w:val="595959" w:themeColor="text1" w:themeTint="A6"/>
+    </w:rPr>
+  </w:style>
+  <w:style w:type="paragraph" w:styleId="Ttulo7">
+    <w:name w:val="heading 7"/>
+    <w:basedOn w:val="Normal"/>
+    <w:next w:val="Normal"/>
+    <w:link w:val="Ttulo7Car"/>
+    <w:uiPriority w:val="9"/>
+    <w:semiHidden/>
+    <w:unhideWhenUsed/>
+    <w:qFormat/>
+    <w:rsid w:val="00160A65"/>
+    <w:pPr>
+      <w:keepNext/>
+      <w:keepLines/>
+      <w:spacing w:before="40" w:after="0"/>
+      <w:outlineLvl w:val="6"/>
+    </w:pPr>
+    <w:rPr>
+      <w:rFonts w:eastAsiaTheme="majorEastAsia" w:cstheme="majorBidi"/>
+      <w:color w:val="595959" w:themeColor="text1" w:themeTint="A6"/>
+    </w:rPr>
+  </w:style>
+  <w:style w:type="paragraph" w:styleId="Ttulo8">
+    <w:name w:val="heading 8"/>
+    <w:basedOn w:val="Normal"/>
+    <w:next w:val="Normal"/>
+    <w:link w:val="Ttulo8Car"/>
+    <w:uiPriority w:val="9"/>
+    <w:semiHidden/>
+    <w:unhideWhenUsed/>
+    <w:qFormat/>
+    <w:rsid w:val="00160A65"/>
+    <w:pPr>
+      <w:keepNext/>
+      <w:keepLines/>
+      <w:spacing w:after="0"/>
+      <w:outlineLvl w:val="7"/>
+    </w:pPr>
+    <w:rPr>
+      <w:rFonts w:eastAsiaTheme="majorEastAsia" w:cstheme="majorBidi"/>
+      <w:i/>
+      <w:iCs/>
+      <w:color w:val="272727" w:themeColor="text1" w:themeTint="D8"/>
+    </w:rPr>
+  </w:style>
+  <w:style w:type="paragraph" w:styleId="Ttulo9">
+    <w:name w:val="heading 9"/>
+    <w:basedOn w:val="Normal"/>
+    <w:next w:val="Normal"/>
+    <w:link w:val="Ttulo9Car"/>
+    <w:uiPriority w:val="9"/>
+    <w:semiHidden/>
+    <w:unhideWhenUsed/>
+    <w:qFormat/>
+    <w:rsid w:val="00160A65"/>
+    <w:pPr>
+      <w:keepNext/>
+      <w:keepLines/>
+      <w:spacing w:after="0"/>
+      <w:outlineLvl w:val="8"/>
+    </w:pPr>
+    <w:rPr>
+      <w:rFonts w:eastAsiaTheme="majorEastAsia" w:cstheme="majorBidi"/>
+      <w:color w:val="272727" w:themeColor="text1" w:themeTint="D8"/>
+    </w:rPr>
   </w:style>
   <w:style w:type="character" w:default="1" w:styleId="Fuentedeprrafopredeter">
     <w:name w:val="Default Paragraph Font"/>
@@ -933,16 +2920,295 @@
     <w:semiHidden/>
     <w:unhideWhenUsed/>
   </w:style>
+  <w:style w:type="character" w:customStyle="1" w:styleId="Ttulo1Car">
+    <w:name w:val="Título 1 Car"/>
+    <w:basedOn w:val="Fuentedeprrafopredeter"/>
+    <w:link w:val="Ttulo1"/>
+    <w:uiPriority w:val="9"/>
+    <w:rsid w:val="00160A65"/>
+    <w:rPr>
+      <w:rFonts w:asciiTheme="majorHAnsi" w:eastAsiaTheme="majorEastAsia" w:hAnsiTheme="majorHAnsi" w:cstheme="majorBidi"/>
+      <w:color w:val="2F5496" w:themeColor="accent1" w:themeShade="BF"/>
+      <w:sz w:val="40"/>
+      <w:szCs w:val="40"/>
+    </w:rPr>
+  </w:style>
+  <w:style w:type="character" w:customStyle="1" w:styleId="Ttulo2Car">
+    <w:name w:val="Título 2 Car"/>
+    <w:basedOn w:val="Fuentedeprrafopredeter"/>
+    <w:link w:val="Ttulo2"/>
+    <w:uiPriority w:val="9"/>
+    <w:semiHidden/>
+    <w:rsid w:val="00160A65"/>
+    <w:rPr>
+      <w:rFonts w:asciiTheme="majorHAnsi" w:eastAsiaTheme="majorEastAsia" w:hAnsiTheme="majorHAnsi" w:cstheme="majorBidi"/>
+      <w:color w:val="2F5496" w:themeColor="accent1" w:themeShade="BF"/>
+      <w:sz w:val="32"/>
+      <w:szCs w:val="32"/>
+    </w:rPr>
+  </w:style>
+  <w:style w:type="character" w:customStyle="1" w:styleId="Ttulo3Car">
+    <w:name w:val="Título 3 Car"/>
+    <w:basedOn w:val="Fuentedeprrafopredeter"/>
+    <w:link w:val="Ttulo3"/>
+    <w:uiPriority w:val="9"/>
+    <w:semiHidden/>
+    <w:rsid w:val="00160A65"/>
+    <w:rPr>
+      <w:rFonts w:eastAsiaTheme="majorEastAsia" w:cstheme="majorBidi"/>
+      <w:color w:val="2F5496" w:themeColor="accent1" w:themeShade="BF"/>
+      <w:sz w:val="28"/>
+      <w:szCs w:val="28"/>
+    </w:rPr>
+  </w:style>
+  <w:style w:type="character" w:customStyle="1" w:styleId="Ttulo4Car">
+    <w:name w:val="Título 4 Car"/>
+    <w:basedOn w:val="Fuentedeprrafopredeter"/>
+    <w:link w:val="Ttulo4"/>
+    <w:uiPriority w:val="9"/>
+    <w:semiHidden/>
+    <w:rsid w:val="00160A65"/>
+    <w:rPr>
+      <w:rFonts w:eastAsiaTheme="majorEastAsia" w:cstheme="majorBidi"/>
+      <w:i/>
+      <w:iCs/>
+      <w:color w:val="2F5496" w:themeColor="accent1" w:themeShade="BF"/>
+    </w:rPr>
+  </w:style>
+  <w:style w:type="character" w:customStyle="1" w:styleId="Ttulo5Car">
+    <w:name w:val="Título 5 Car"/>
+    <w:basedOn w:val="Fuentedeprrafopredeter"/>
+    <w:link w:val="Ttulo5"/>
+    <w:uiPriority w:val="9"/>
+    <w:semiHidden/>
+    <w:rsid w:val="00160A65"/>
+    <w:rPr>
+      <w:rFonts w:eastAsiaTheme="majorEastAsia" w:cstheme="majorBidi"/>
+      <w:color w:val="2F5496" w:themeColor="accent1" w:themeShade="BF"/>
+    </w:rPr>
+  </w:style>
+  <w:style w:type="character" w:customStyle="1" w:styleId="Ttulo6Car">
+    <w:name w:val="Título 6 Car"/>
+    <w:basedOn w:val="Fuentedeprrafopredeter"/>
+    <w:link w:val="Ttulo6"/>
+    <w:uiPriority w:val="9"/>
+    <w:semiHidden/>
+    <w:rsid w:val="00160A65"/>
+    <w:rPr>
+      <w:rFonts w:eastAsiaTheme="majorEastAsia" w:cstheme="majorBidi"/>
+      <w:i/>
+      <w:iCs/>
+      <w:color w:val="595959" w:themeColor="text1" w:themeTint="A6"/>
+    </w:rPr>
+  </w:style>
+  <w:style w:type="character" w:customStyle="1" w:styleId="Ttulo7Car">
+    <w:name w:val="Título 7 Car"/>
+    <w:basedOn w:val="Fuentedeprrafopredeter"/>
+    <w:link w:val="Ttulo7"/>
+    <w:uiPriority w:val="9"/>
+    <w:semiHidden/>
+    <w:rsid w:val="00160A65"/>
+    <w:rPr>
+      <w:rFonts w:eastAsiaTheme="majorEastAsia" w:cstheme="majorBidi"/>
+      <w:color w:val="595959" w:themeColor="text1" w:themeTint="A6"/>
+    </w:rPr>
+  </w:style>
+  <w:style w:type="character" w:customStyle="1" w:styleId="Ttulo8Car">
+    <w:name w:val="Título 8 Car"/>
+    <w:basedOn w:val="Fuentedeprrafopredeter"/>
+    <w:link w:val="Ttulo8"/>
+    <w:uiPriority w:val="9"/>
+    <w:semiHidden/>
+    <w:rsid w:val="00160A65"/>
+    <w:rPr>
+      <w:rFonts w:eastAsiaTheme="majorEastAsia" w:cstheme="majorBidi"/>
+      <w:i/>
+      <w:iCs/>
+      <w:color w:val="272727" w:themeColor="text1" w:themeTint="D8"/>
+    </w:rPr>
+  </w:style>
+  <w:style w:type="character" w:customStyle="1" w:styleId="Ttulo9Car">
+    <w:name w:val="Título 9 Car"/>
+    <w:basedOn w:val="Fuentedeprrafopredeter"/>
+    <w:link w:val="Ttulo9"/>
+    <w:uiPriority w:val="9"/>
+    <w:semiHidden/>
+    <w:rsid w:val="00160A65"/>
+    <w:rPr>
+      <w:rFonts w:eastAsiaTheme="majorEastAsia" w:cstheme="majorBidi"/>
+      <w:color w:val="272727" w:themeColor="text1" w:themeTint="D8"/>
+    </w:rPr>
+  </w:style>
+  <w:style w:type="paragraph" w:styleId="Ttulo">
+    <w:name w:val="Title"/>
+    <w:basedOn w:val="Normal"/>
+    <w:next w:val="Normal"/>
+    <w:link w:val="TtuloCar"/>
+    <w:uiPriority w:val="10"/>
+    <w:qFormat/>
+    <w:rsid w:val="00160A65"/>
+    <w:pPr>
+      <w:spacing w:after="80" w:line="240" w:lineRule="auto"/>
+      <w:contextualSpacing/>
+    </w:pPr>
+    <w:rPr>
+      <w:rFonts w:asciiTheme="majorHAnsi" w:eastAsiaTheme="majorEastAsia" w:hAnsiTheme="majorHAnsi" w:cstheme="majorBidi"/>
+      <w:spacing w:val="-10"/>
+      <w:kern w:val="28"/>
+      <w:sz w:val="56"/>
+      <w:szCs w:val="56"/>
+    </w:rPr>
+  </w:style>
+  <w:style w:type="character" w:customStyle="1" w:styleId="TtuloCar">
+    <w:name w:val="Título Car"/>
+    <w:basedOn w:val="Fuentedeprrafopredeter"/>
+    <w:link w:val="Ttulo"/>
+    <w:uiPriority w:val="10"/>
+    <w:rsid w:val="00160A65"/>
+    <w:rPr>
+      <w:rFonts w:asciiTheme="majorHAnsi" w:eastAsiaTheme="majorEastAsia" w:hAnsiTheme="majorHAnsi" w:cstheme="majorBidi"/>
+      <w:spacing w:val="-10"/>
+      <w:kern w:val="28"/>
+      <w:sz w:val="56"/>
+      <w:szCs w:val="56"/>
+    </w:rPr>
+  </w:style>
+  <w:style w:type="paragraph" w:styleId="Subttulo">
+    <w:name w:val="Subtitle"/>
+    <w:basedOn w:val="Normal"/>
+    <w:next w:val="Normal"/>
+    <w:link w:val="SubttuloCar"/>
+    <w:uiPriority w:val="11"/>
+    <w:qFormat/>
+    <w:rsid w:val="00160A65"/>
+    <w:pPr>
+      <w:numPr>
+        <w:ilvl w:val="1"/>
+      </w:numPr>
+    </w:pPr>
+    <w:rPr>
+      <w:rFonts w:eastAsiaTheme="majorEastAsia" w:cstheme="majorBidi"/>
+      <w:color w:val="595959" w:themeColor="text1" w:themeTint="A6"/>
+      <w:spacing w:val="15"/>
+      <w:sz w:val="28"/>
+      <w:szCs w:val="28"/>
+    </w:rPr>
+  </w:style>
+  <w:style w:type="character" w:customStyle="1" w:styleId="SubttuloCar">
+    <w:name w:val="Subtítulo Car"/>
+    <w:basedOn w:val="Fuentedeprrafopredeter"/>
+    <w:link w:val="Subttulo"/>
+    <w:uiPriority w:val="11"/>
+    <w:rsid w:val="00160A65"/>
+    <w:rPr>
+      <w:rFonts w:eastAsiaTheme="majorEastAsia" w:cstheme="majorBidi"/>
+      <w:color w:val="595959" w:themeColor="text1" w:themeTint="A6"/>
+      <w:spacing w:val="15"/>
+      <w:sz w:val="28"/>
+      <w:szCs w:val="28"/>
+    </w:rPr>
+  </w:style>
+  <w:style w:type="paragraph" w:styleId="Cita">
+    <w:name w:val="Quote"/>
+    <w:basedOn w:val="Normal"/>
+    <w:next w:val="Normal"/>
+    <w:link w:val="CitaCar"/>
+    <w:uiPriority w:val="29"/>
+    <w:qFormat/>
+    <w:rsid w:val="00160A65"/>
+    <w:pPr>
+      <w:spacing w:before="160"/>
+      <w:jc w:val="center"/>
+    </w:pPr>
+    <w:rPr>
+      <w:i/>
+      <w:iCs/>
+      <w:color w:val="404040" w:themeColor="text1" w:themeTint="BF"/>
+    </w:rPr>
+  </w:style>
+  <w:style w:type="character" w:customStyle="1" w:styleId="CitaCar">
+    <w:name w:val="Cita Car"/>
+    <w:basedOn w:val="Fuentedeprrafopredeter"/>
+    <w:link w:val="Cita"/>
+    <w:uiPriority w:val="29"/>
+    <w:rsid w:val="00160A65"/>
+    <w:rPr>
+      <w:i/>
+      <w:iCs/>
+      <w:color w:val="404040" w:themeColor="text1" w:themeTint="BF"/>
+    </w:rPr>
+  </w:style>
   <w:style w:type="paragraph" w:styleId="Prrafodelista">
     <w:name w:val="List Paragraph"/>
     <w:basedOn w:val="Normal"/>
     <w:uiPriority w:val="34"/>
     <w:qFormat/>
-    <w:rsid w:val="004B1313"/>
+    <w:rsid w:val="00160A65"/>
     <w:pPr>
       <w:ind w:left="720"/>
       <w:contextualSpacing/>
     </w:pPr>
+  </w:style>
+  <w:style w:type="character" w:styleId="nfasisintenso">
+    <w:name w:val="Intense Emphasis"/>
+    <w:basedOn w:val="Fuentedeprrafopredeter"/>
+    <w:uiPriority w:val="21"/>
+    <w:qFormat/>
+    <w:rsid w:val="00160A65"/>
+    <w:rPr>
+      <w:i/>
+      <w:iCs/>
+      <w:color w:val="2F5496" w:themeColor="accent1" w:themeShade="BF"/>
+    </w:rPr>
+  </w:style>
+  <w:style w:type="paragraph" w:styleId="Citadestacada">
+    <w:name w:val="Intense Quote"/>
+    <w:basedOn w:val="Normal"/>
+    <w:next w:val="Normal"/>
+    <w:link w:val="CitadestacadaCar"/>
+    <w:uiPriority w:val="30"/>
+    <w:qFormat/>
+    <w:rsid w:val="00160A65"/>
+    <w:pPr>
+      <w:pBdr>
+        <w:top w:val="single" w:sz="4" w:space="10" w:color="2F5496" w:themeColor="accent1" w:themeShade="BF"/>
+        <w:bottom w:val="single" w:sz="4" w:space="10" w:color="2F5496" w:themeColor="accent1" w:themeShade="BF"/>
+      </w:pBdr>
+      <w:spacing w:before="360" w:after="360"/>
+      <w:ind w:left="864" w:right="864"/>
+      <w:jc w:val="center"/>
+    </w:pPr>
+    <w:rPr>
+      <w:i/>
+      <w:iCs/>
+      <w:color w:val="2F5496" w:themeColor="accent1" w:themeShade="BF"/>
+    </w:rPr>
+  </w:style>
+  <w:style w:type="character" w:customStyle="1" w:styleId="CitadestacadaCar">
+    <w:name w:val="Cita destacada Car"/>
+    <w:basedOn w:val="Fuentedeprrafopredeter"/>
+    <w:link w:val="Citadestacada"/>
+    <w:uiPriority w:val="30"/>
+    <w:rsid w:val="00160A65"/>
+    <w:rPr>
+      <w:i/>
+      <w:iCs/>
+      <w:color w:val="2F5496" w:themeColor="accent1" w:themeShade="BF"/>
+    </w:rPr>
+  </w:style>
+  <w:style w:type="character" w:styleId="Referenciaintensa">
+    <w:name w:val="Intense Reference"/>
+    <w:basedOn w:val="Fuentedeprrafopredeter"/>
+    <w:uiPriority w:val="32"/>
+    <w:qFormat/>
+    <w:rsid w:val="00160A65"/>
+    <w:rPr>
+      <w:b/>
+      <w:bCs/>
+      <w:smallCaps/>
+      <w:color w:val="2F5496" w:themeColor="accent1" w:themeShade="BF"/>
+      <w:spacing w:val="5"/>
+    </w:rPr>
   </w:style>
 </w:styles>
 </file>
